--- a/MuseScore/薩摩琵琶/天神様の神隠し.docx
+++ b/MuseScore/薩摩琵琶/天神様の神隠し.docx
@@ -113,322 +113,1484 @@
           <w:sz w:val="28"/>
           <w:szCs w:val="28"/>
         </w:rPr>
-        <w:t>暮れ六つ時の鐘が鳴り</w:t>
-      </w:r>
-    </w:p>
-    <w:p>
-      <w:pPr>
-        <w:spacing w:line="0" w:lineRule="atLeast"/>
-        <w:jc w:val="left"/>
-        <w:rPr>
-          <w:rFonts w:asciiTheme="majorHAnsi" w:eastAsiaTheme="majorHAnsi" w:hAnsiTheme="majorHAnsi"/>
-          <w:sz w:val="28"/>
-          <w:szCs w:val="28"/>
-        </w:rPr>
-      </w:pPr>
+        <w:t>暮</w:t>
+      </w:r>
+      <w:r>
+        <w:rPr>
+          <w:rFonts w:asciiTheme="majorHAnsi" w:eastAsiaTheme="majorHAnsi" w:hAnsiTheme="majorHAnsi"/>
+          <w:sz w:val="28"/>
+          <w:szCs w:val="28"/>
+        </w:rPr>
+        <w:t>れ六つ時の鐘が鳴り</w:t>
+      </w:r>
+    </w:p>
+    <w:p>
+      <w:pPr>
+        <w:spacing w:line="0" w:lineRule="atLeast"/>
+        <w:jc w:val="left"/>
+        <w:rPr>
+          <w:rFonts w:asciiTheme="majorHAnsi" w:eastAsiaTheme="majorHAnsi" w:hAnsiTheme="majorHAnsi"/>
+          <w:sz w:val="28"/>
+          <w:szCs w:val="28"/>
+        </w:rPr>
+      </w:pPr>
+      <w:r>
+        <w:rPr>
+          <w:rFonts w:asciiTheme="majorHAnsi" w:eastAsiaTheme="majorHAnsi" w:hAnsiTheme="majorHAnsi"/>
+          <w:sz w:val="28"/>
+          <w:szCs w:val="28"/>
+        </w:rPr>
+        <w:t>鴉の声もかすみゆく</w:t>
+      </w:r>
+    </w:p>
+    <w:p>
+      <w:pPr>
+        <w:spacing w:line="0" w:lineRule="atLeast"/>
+        <w:jc w:val="left"/>
+        <w:rPr>
+          <w:rFonts w:asciiTheme="majorHAnsi" w:eastAsiaTheme="majorHAnsi" w:hAnsiTheme="majorHAnsi"/>
+          <w:sz w:val="28"/>
+          <w:szCs w:val="28"/>
+        </w:rPr>
+      </w:pPr>
+      <w:r>
+        <w:rPr>
+          <w:rFonts w:asciiTheme="majorHAnsi" w:eastAsiaTheme="majorHAnsi" w:hAnsiTheme="majorHAnsi"/>
+          <w:sz w:val="28"/>
+          <w:szCs w:val="28"/>
+        </w:rPr>
+        <w:t>家路を辿る道の上</w:t>
+      </w:r>
+    </w:p>
+    <w:p>
+      <w:pPr>
+        <w:spacing w:line="0" w:lineRule="atLeast"/>
+        <w:jc w:val="left"/>
+        <w:rPr>
+          <w:rFonts w:asciiTheme="majorHAnsi" w:eastAsiaTheme="majorHAnsi" w:hAnsiTheme="majorHAnsi"/>
+          <w:sz w:val="28"/>
+          <w:szCs w:val="28"/>
+        </w:rPr>
+      </w:pPr>
+      <w:r>
+        <w:rPr>
+          <w:rFonts w:asciiTheme="majorHAnsi" w:eastAsiaTheme="majorHAnsi" w:hAnsiTheme="majorHAnsi"/>
+          <w:sz w:val="28"/>
+          <w:szCs w:val="28"/>
+        </w:rPr>
+        <w:t>⽿をすませば聴こえける</w:t>
+      </w:r>
+    </w:p>
+    <w:p>
+      <w:pPr>
+        <w:spacing w:line="0" w:lineRule="atLeast"/>
+        <w:jc w:val="left"/>
+        <w:rPr>
+          <w:rFonts w:asciiTheme="majorHAnsi" w:eastAsiaTheme="majorHAnsi" w:hAnsiTheme="majorHAnsi"/>
+          <w:sz w:val="28"/>
+          <w:szCs w:val="28"/>
+        </w:rPr>
+      </w:pPr>
+      <w:r>
+        <w:rPr>
+          <w:rFonts w:asciiTheme="majorHAnsi" w:eastAsiaTheme="majorHAnsi" w:hAnsiTheme="majorHAnsi"/>
+          <w:sz w:val="28"/>
+          <w:szCs w:val="28"/>
+        </w:rPr>
+        <w:t>かごめかごめと歌う声</w:t>
+      </w:r>
+    </w:p>
+    <w:p>
+      <w:pPr>
+        <w:spacing w:line="0" w:lineRule="atLeast"/>
+        <w:jc w:val="left"/>
+        <w:rPr>
+          <w:rFonts w:asciiTheme="majorHAnsi" w:eastAsiaTheme="majorHAnsi" w:hAnsiTheme="majorHAnsi"/>
+          <w:sz w:val="28"/>
+          <w:szCs w:val="28"/>
+        </w:rPr>
+      </w:pPr>
+    </w:p>
+    <w:p>
+      <w:pPr>
+        <w:spacing w:line="0" w:lineRule="atLeast"/>
+        <w:jc w:val="left"/>
+        <w:rPr>
+          <w:rFonts w:asciiTheme="majorHAnsi" w:eastAsiaTheme="majorHAnsi" w:hAnsiTheme="majorHAnsi"/>
+          <w:sz w:val="28"/>
+          <w:szCs w:val="28"/>
+        </w:rPr>
+      </w:pPr>
+      <w:r>
+        <w:rPr>
+          <w:rFonts w:asciiTheme="majorHAnsi" w:eastAsiaTheme="majorHAnsi" w:hAnsiTheme="majorHAnsi"/>
+          <w:sz w:val="28"/>
+          <w:szCs w:val="28"/>
+        </w:rPr>
+        <w:t>我が⼦呼ぶ声そこかしこ</w:t>
+      </w:r>
+    </w:p>
+    <w:p>
+      <w:pPr>
+        <w:spacing w:line="0" w:lineRule="atLeast"/>
+        <w:jc w:val="left"/>
+        <w:rPr>
+          <w:rFonts w:asciiTheme="majorHAnsi" w:eastAsiaTheme="majorHAnsi" w:hAnsiTheme="majorHAnsi"/>
+          <w:sz w:val="28"/>
+          <w:szCs w:val="28"/>
+        </w:rPr>
+      </w:pPr>
+      <w:r>
+        <w:rPr>
+          <w:rFonts w:asciiTheme="majorHAnsi" w:eastAsiaTheme="majorHAnsi" w:hAnsiTheme="majorHAnsi"/>
+          <w:sz w:val="28"/>
+          <w:szCs w:val="28"/>
+        </w:rPr>
+        <w:t>帰り遅れた⼦は時に</w:t>
+      </w:r>
+    </w:p>
+    <w:p>
+      <w:pPr>
+        <w:spacing w:line="0" w:lineRule="atLeast"/>
+        <w:jc w:val="left"/>
+        <w:rPr>
+          <w:rFonts w:asciiTheme="majorHAnsi" w:eastAsiaTheme="majorHAnsi" w:hAnsiTheme="majorHAnsi"/>
+          <w:sz w:val="28"/>
+          <w:szCs w:val="28"/>
+        </w:rPr>
+      </w:pPr>
+      <w:r>
+        <w:rPr>
+          <w:rFonts w:asciiTheme="majorHAnsi" w:eastAsiaTheme="majorHAnsi" w:hAnsiTheme="majorHAnsi"/>
+          <w:sz w:val="28"/>
+          <w:szCs w:val="28"/>
+        </w:rPr>
+        <w:t>神が連れ去る⼈呼んで</w:t>
+      </w:r>
+    </w:p>
+    <w:p>
+      <w:pPr>
+        <w:spacing w:line="0" w:lineRule="atLeast"/>
+        <w:jc w:val="left"/>
+        <w:rPr>
+          <w:rFonts w:asciiTheme="majorHAnsi" w:eastAsiaTheme="majorHAnsi" w:hAnsiTheme="majorHAnsi"/>
+          <w:sz w:val="28"/>
+          <w:szCs w:val="28"/>
+        </w:rPr>
+      </w:pPr>
+      <w:r>
+        <w:rPr>
+          <w:rFonts w:asciiTheme="majorHAnsi" w:eastAsiaTheme="majorHAnsi" w:hAnsiTheme="majorHAnsi"/>
+          <w:sz w:val="28"/>
+          <w:szCs w:val="28"/>
+        </w:rPr>
+        <w:t>天神様の神隠し</w:t>
+      </w:r>
+    </w:p>
+    <w:p>
+      <w:pPr>
+        <w:spacing w:line="0" w:lineRule="atLeast"/>
+        <w:jc w:val="left"/>
+        <w:rPr>
+          <w:rFonts w:asciiTheme="majorHAnsi" w:eastAsiaTheme="majorHAnsi" w:hAnsiTheme="majorHAnsi"/>
+          <w:sz w:val="28"/>
+          <w:szCs w:val="28"/>
+        </w:rPr>
+      </w:pPr>
+      <w:r>
+        <w:rPr>
+          <w:rFonts w:asciiTheme="majorHAnsi" w:eastAsiaTheme="majorHAnsi" w:hAnsiTheme="majorHAnsi"/>
+          <w:sz w:val="28"/>
+          <w:szCs w:val="28"/>
+        </w:rPr>
+        <w:t>さて</w:t>
+      </w:r>
+      <w:proofErr w:type="gramStart"/>
+      <w:r>
+        <w:rPr>
+          <w:rFonts w:asciiTheme="majorHAnsi" w:eastAsiaTheme="majorHAnsi" w:hAnsiTheme="majorHAnsi"/>
+          <w:sz w:val="28"/>
+          <w:szCs w:val="28"/>
+        </w:rPr>
+        <w:t>も恐ろし</w:t>
+      </w:r>
+      <w:proofErr w:type="gramEnd"/>
+      <w:r>
+        <w:rPr>
+          <w:rFonts w:asciiTheme="majorHAnsi" w:eastAsiaTheme="majorHAnsi" w:hAnsiTheme="majorHAnsi"/>
+          <w:sz w:val="28"/>
+          <w:szCs w:val="28"/>
+        </w:rPr>
+        <w:t>⾔</w:t>
+      </w:r>
+      <w:proofErr w:type="gramStart"/>
+      <w:r>
+        <w:rPr>
+          <w:rFonts w:asciiTheme="majorHAnsi" w:eastAsiaTheme="majorHAnsi" w:hAnsiTheme="majorHAnsi"/>
+          <w:sz w:val="28"/>
+          <w:szCs w:val="28"/>
+        </w:rPr>
+        <w:t>い</w:t>
+      </w:r>
+      <w:proofErr w:type="gramEnd"/>
+      <w:r>
+        <w:rPr>
+          <w:rFonts w:asciiTheme="majorHAnsi" w:eastAsiaTheme="majorHAnsi" w:hAnsiTheme="majorHAnsi"/>
+          <w:sz w:val="28"/>
+          <w:szCs w:val="28"/>
+        </w:rPr>
+        <w:t>伝え</w:t>
+      </w:r>
+    </w:p>
+    <w:p>
+      <w:pPr>
+        <w:spacing w:line="0" w:lineRule="atLeast"/>
+        <w:jc w:val="left"/>
+        <w:rPr>
+          <w:rFonts w:asciiTheme="majorHAnsi" w:eastAsiaTheme="majorHAnsi" w:hAnsiTheme="majorHAnsi"/>
+          <w:sz w:val="28"/>
+          <w:szCs w:val="28"/>
+        </w:rPr>
+      </w:pPr>
+    </w:p>
+    <w:p>
+      <w:pPr>
+        <w:spacing w:line="0" w:lineRule="atLeast"/>
+        <w:jc w:val="left"/>
+        <w:rPr>
+          <w:rFonts w:asciiTheme="majorHAnsi" w:eastAsiaTheme="majorHAnsi" w:hAnsiTheme="majorHAnsi"/>
+          <w:sz w:val="28"/>
+          <w:szCs w:val="28"/>
+        </w:rPr>
+      </w:pPr>
+      <w:r>
+        <w:rPr>
+          <w:rFonts w:asciiTheme="majorHAnsi" w:eastAsiaTheme="majorHAnsi" w:hAnsiTheme="majorHAnsi"/>
+          <w:sz w:val="28"/>
+          <w:szCs w:val="28"/>
+        </w:rPr>
+        <w:t>夜の帳が降り来たり</w:t>
+      </w:r>
+    </w:p>
+    <w:p>
+      <w:pPr>
+        <w:spacing w:line="0" w:lineRule="atLeast"/>
+        <w:jc w:val="left"/>
+        <w:rPr>
+          <w:rFonts w:asciiTheme="majorHAnsi" w:eastAsiaTheme="majorHAnsi" w:hAnsiTheme="majorHAnsi"/>
+          <w:sz w:val="28"/>
+          <w:szCs w:val="28"/>
+        </w:rPr>
+      </w:pPr>
+      <w:r>
+        <w:rPr>
+          <w:rFonts w:asciiTheme="majorHAnsi" w:eastAsiaTheme="majorHAnsi" w:hAnsiTheme="majorHAnsi"/>
+          <w:sz w:val="28"/>
+          <w:szCs w:val="28"/>
+        </w:rPr>
+        <w:t>天神様の道ひらく</w:t>
+      </w:r>
+    </w:p>
+    <w:p>
+      <w:pPr>
+        <w:spacing w:line="0" w:lineRule="atLeast"/>
+        <w:jc w:val="left"/>
+        <w:rPr>
+          <w:rFonts w:asciiTheme="majorHAnsi" w:eastAsiaTheme="majorHAnsi" w:hAnsiTheme="majorHAnsi"/>
+          <w:sz w:val="28"/>
+          <w:szCs w:val="28"/>
+        </w:rPr>
+      </w:pPr>
+      <w:r>
+        <w:rPr>
+          <w:rFonts w:asciiTheme="majorHAnsi" w:eastAsiaTheme="majorHAnsi" w:hAnsiTheme="majorHAnsi"/>
+          <w:sz w:val="28"/>
+          <w:szCs w:val="28"/>
+        </w:rPr>
+        <w:t>⾵に薫るは梅の花</w:t>
+      </w:r>
+    </w:p>
+    <w:p>
+      <w:pPr>
+        <w:spacing w:line="0" w:lineRule="atLeast"/>
+        <w:jc w:val="left"/>
+        <w:rPr>
+          <w:rFonts w:asciiTheme="majorHAnsi" w:eastAsiaTheme="majorHAnsi" w:hAnsiTheme="majorHAnsi"/>
+          <w:sz w:val="28"/>
+          <w:szCs w:val="28"/>
+        </w:rPr>
+      </w:pPr>
+      <w:r>
+        <w:rPr>
+          <w:rFonts w:asciiTheme="majorHAnsi" w:eastAsiaTheme="majorHAnsi" w:hAnsiTheme="majorHAnsi"/>
+          <w:sz w:val="28"/>
+          <w:szCs w:val="28"/>
+        </w:rPr>
+        <w:t>まなこ閉ざした籠の中</w:t>
+      </w:r>
+    </w:p>
+    <w:p>
+      <w:pPr>
+        <w:spacing w:line="0" w:lineRule="atLeast"/>
+        <w:jc w:val="left"/>
+        <w:rPr>
+          <w:rFonts w:asciiTheme="majorHAnsi" w:eastAsiaTheme="majorHAnsi" w:hAnsiTheme="majorHAnsi"/>
+          <w:sz w:val="28"/>
+          <w:szCs w:val="28"/>
+        </w:rPr>
+      </w:pPr>
+      <w:r>
+        <w:rPr>
+          <w:rFonts w:asciiTheme="majorHAnsi" w:eastAsiaTheme="majorHAnsi" w:hAnsiTheme="majorHAnsi"/>
+          <w:sz w:val="28"/>
+          <w:szCs w:val="28"/>
+        </w:rPr>
+        <w:t>後ろの正⾯</w:t>
+      </w:r>
+      <w:r>
+        <w:rPr>
+          <w:rFonts w:asciiTheme="majorHAnsi" w:eastAsiaTheme="majorHAnsi" w:hAnsiTheme="majorHAnsi"/>
+          <w:sz w:val="28"/>
+          <w:szCs w:val="28"/>
+        </w:rPr>
+        <w:t> </w:t>
+      </w:r>
+      <w:r>
+        <w:rPr>
+          <w:rFonts w:asciiTheme="majorHAnsi" w:eastAsiaTheme="majorHAnsi" w:hAnsiTheme="majorHAnsi"/>
+          <w:sz w:val="28"/>
+          <w:szCs w:val="28"/>
+        </w:rPr>
+        <w:t>名を</w:t>
+      </w:r>
+      <w:proofErr w:type="gramStart"/>
+      <w:r>
+        <w:rPr>
+          <w:rFonts w:asciiTheme="majorHAnsi" w:eastAsiaTheme="majorHAnsi" w:hAnsiTheme="majorHAnsi"/>
+          <w:sz w:val="28"/>
+          <w:szCs w:val="28"/>
+        </w:rPr>
+        <w:t>呼べど</w:t>
+      </w:r>
+      <w:proofErr w:type="gramEnd"/>
+    </w:p>
+    <w:p>
+      <w:pPr>
+        <w:spacing w:line="0" w:lineRule="atLeast"/>
+        <w:jc w:val="left"/>
+        <w:rPr>
+          <w:rFonts w:asciiTheme="majorHAnsi" w:eastAsiaTheme="majorHAnsi" w:hAnsiTheme="majorHAnsi"/>
+          <w:sz w:val="28"/>
+          <w:szCs w:val="28"/>
+        </w:rPr>
+      </w:pPr>
+      <w:r>
+        <w:rPr>
+          <w:rFonts w:asciiTheme="majorHAnsi" w:eastAsiaTheme="majorHAnsi" w:hAnsiTheme="majorHAnsi"/>
+          <w:sz w:val="28"/>
+          <w:szCs w:val="28"/>
+        </w:rPr>
+        <w:t>答え無き闇</w:t>
+      </w:r>
+      <w:r>
+        <w:rPr>
+          <w:rFonts w:asciiTheme="majorHAnsi" w:eastAsiaTheme="majorHAnsi" w:hAnsiTheme="majorHAnsi"/>
+          <w:sz w:val="28"/>
+          <w:szCs w:val="28"/>
+        </w:rPr>
+        <w:t> </w:t>
+      </w:r>
+      <w:r>
+        <w:rPr>
+          <w:rFonts w:asciiTheme="majorHAnsi" w:eastAsiaTheme="majorHAnsi" w:hAnsiTheme="majorHAnsi"/>
+          <w:sz w:val="28"/>
+          <w:szCs w:val="28"/>
+        </w:rPr>
+        <w:t>誘う声</w:t>
+      </w:r>
+    </w:p>
+    <w:p>
+      <w:pPr>
+        <w:spacing w:line="0" w:lineRule="atLeast"/>
+        <w:jc w:val="left"/>
+        <w:rPr>
+          <w:rFonts w:asciiTheme="majorHAnsi" w:eastAsiaTheme="majorHAnsi" w:hAnsiTheme="majorHAnsi"/>
+          <w:sz w:val="28"/>
+          <w:szCs w:val="28"/>
+        </w:rPr>
+      </w:pPr>
+    </w:p>
+    <w:p>
+      <w:pPr>
+        <w:spacing w:line="0" w:lineRule="atLeast"/>
+        <w:jc w:val="left"/>
+        <w:rPr>
+          <w:rFonts w:asciiTheme="majorHAnsi" w:eastAsiaTheme="majorHAnsi" w:hAnsiTheme="majorHAnsi"/>
+          <w:sz w:val="28"/>
+          <w:szCs w:val="28"/>
+        </w:rPr>
+      </w:pPr>
+      <w:proofErr w:type="gramStart"/>
+      <w:r>
+        <w:rPr>
+          <w:rFonts w:asciiTheme="majorHAnsi" w:eastAsiaTheme="majorHAnsi" w:hAnsiTheme="majorHAnsi"/>
+          <w:sz w:val="28"/>
+          <w:szCs w:val="28"/>
+        </w:rPr>
+        <w:t>とお</w:t>
+      </w:r>
       <w:r>
         <w:rPr>
           <w:rFonts w:asciiTheme="majorHAnsi" w:eastAsiaTheme="majorHAnsi" w:hAnsiTheme="majorHAnsi" w:hint="eastAsia"/>
           <w:sz w:val="28"/>
           <w:szCs w:val="28"/>
         </w:rPr>
-        <w:t>鴉の声もかすみゆく</w:t>
-      </w:r>
-    </w:p>
-    <w:p>
-      <w:pPr>
-        <w:spacing w:line="0" w:lineRule="atLeast"/>
-        <w:jc w:val="left"/>
-        <w:rPr>
-          <w:rFonts w:asciiTheme="majorHAnsi" w:eastAsiaTheme="majorHAnsi" w:hAnsiTheme="majorHAnsi"/>
-          <w:sz w:val="28"/>
-          <w:szCs w:val="28"/>
-        </w:rPr>
-      </w:pPr>
+        <w:t>りゃ</w:t>
+      </w:r>
+      <w:r>
+        <w:rPr>
+          <w:rFonts w:asciiTheme="majorHAnsi" w:eastAsiaTheme="majorHAnsi" w:hAnsiTheme="majorHAnsi"/>
+          <w:sz w:val="28"/>
+          <w:szCs w:val="28"/>
+        </w:rPr>
+        <w:t>んせ</w:t>
+      </w:r>
+      <w:proofErr w:type="gramEnd"/>
+    </w:p>
+    <w:p>
+      <w:pPr>
+        <w:spacing w:line="0" w:lineRule="atLeast"/>
+        <w:jc w:val="left"/>
+        <w:rPr>
+          <w:rFonts w:asciiTheme="majorHAnsi" w:eastAsiaTheme="majorHAnsi" w:hAnsiTheme="majorHAnsi"/>
+          <w:sz w:val="28"/>
+          <w:szCs w:val="28"/>
+        </w:rPr>
+      </w:pPr>
+      <w:proofErr w:type="gramStart"/>
+      <w:r>
+        <w:rPr>
+          <w:rFonts w:asciiTheme="majorHAnsi" w:eastAsiaTheme="majorHAnsi" w:hAnsiTheme="majorHAnsi"/>
+          <w:sz w:val="28"/>
+          <w:szCs w:val="28"/>
+        </w:rPr>
+        <w:t>とお</w:t>
+      </w:r>
       <w:r>
         <w:rPr>
           <w:rFonts w:asciiTheme="majorHAnsi" w:eastAsiaTheme="majorHAnsi" w:hAnsiTheme="majorHAnsi" w:hint="eastAsia"/>
           <w:sz w:val="28"/>
           <w:szCs w:val="28"/>
         </w:rPr>
-        <w:t>家路を辿る道の上</w:t>
-      </w:r>
-    </w:p>
-    <w:p>
-      <w:pPr>
-        <w:spacing w:line="0" w:lineRule="atLeast"/>
-        <w:jc w:val="left"/>
-        <w:rPr>
-          <w:rFonts w:asciiTheme="majorHAnsi" w:eastAsiaTheme="majorHAnsi" w:hAnsiTheme="majorHAnsi"/>
-          <w:sz w:val="28"/>
-          <w:szCs w:val="28"/>
-        </w:rPr>
-      </w:pPr>
-      <w:r>
+        <w:t>りゃ</w:t>
+      </w:r>
+      <w:r>
+        <w:rPr>
+          <w:rFonts w:asciiTheme="majorHAnsi" w:eastAsiaTheme="majorHAnsi" w:hAnsiTheme="majorHAnsi"/>
+          <w:sz w:val="28"/>
+          <w:szCs w:val="28"/>
+        </w:rPr>
+        <w:t>んせ</w:t>
+      </w:r>
+      <w:proofErr w:type="gramEnd"/>
+    </w:p>
+    <w:p>
+      <w:pPr>
+        <w:spacing w:line="0" w:lineRule="atLeast"/>
+        <w:jc w:val="left"/>
+        <w:rPr>
+          <w:rFonts w:asciiTheme="majorHAnsi" w:eastAsiaTheme="majorHAnsi" w:hAnsiTheme="majorHAnsi"/>
+          <w:sz w:val="28"/>
+          <w:szCs w:val="28"/>
+        </w:rPr>
+      </w:pPr>
+    </w:p>
+    <w:p>
+      <w:pPr>
+        <w:spacing w:line="0" w:lineRule="atLeast"/>
+        <w:jc w:val="left"/>
+        <w:rPr>
+          <w:rFonts w:asciiTheme="majorHAnsi" w:eastAsiaTheme="majorHAnsi" w:hAnsiTheme="majorHAnsi"/>
+          <w:sz w:val="28"/>
+          <w:szCs w:val="28"/>
+        </w:rPr>
+      </w:pPr>
+      <w:r>
+        <w:rPr>
+          <w:rFonts w:asciiTheme="majorHAnsi" w:eastAsiaTheme="majorHAnsi" w:hAnsiTheme="majorHAnsi"/>
+          <w:sz w:val="28"/>
+          <w:szCs w:val="28"/>
+        </w:rPr>
+        <w:t>⽷の調べは⿃居の奥へ</w:t>
+      </w:r>
+    </w:p>
+    <w:p>
+      <w:pPr>
+        <w:spacing w:line="0" w:lineRule="atLeast"/>
+        <w:jc w:val="left"/>
+        <w:rPr>
+          <w:rFonts w:asciiTheme="majorHAnsi" w:eastAsiaTheme="majorHAnsi" w:hAnsiTheme="majorHAnsi"/>
+          <w:sz w:val="28"/>
+          <w:szCs w:val="28"/>
+        </w:rPr>
+      </w:pPr>
+      <w:r>
+        <w:rPr>
+          <w:rFonts w:asciiTheme="majorHAnsi" w:eastAsiaTheme="majorHAnsi" w:hAnsiTheme="majorHAnsi"/>
+          <w:sz w:val="28"/>
+          <w:szCs w:val="28"/>
+        </w:rPr>
+        <w:t>わらべの⼼に畏れなく</w:t>
+      </w:r>
+    </w:p>
+    <w:p>
+      <w:pPr>
+        <w:spacing w:line="0" w:lineRule="atLeast"/>
+        <w:jc w:val="left"/>
+        <w:rPr>
+          <w:rFonts w:asciiTheme="majorHAnsi" w:eastAsiaTheme="majorHAnsi" w:hAnsiTheme="majorHAnsi"/>
+          <w:sz w:val="28"/>
+          <w:szCs w:val="28"/>
+        </w:rPr>
+      </w:pPr>
+      <w:r>
+        <w:rPr>
+          <w:rFonts w:asciiTheme="majorHAnsi" w:eastAsiaTheme="majorHAnsi" w:hAnsiTheme="majorHAnsi"/>
+          <w:sz w:val="28"/>
+          <w:szCs w:val="28"/>
+        </w:rPr>
+        <w:t>ただ健やかな好奇⼼</w:t>
+      </w:r>
+    </w:p>
+    <w:p>
+      <w:pPr>
+        <w:spacing w:line="0" w:lineRule="atLeast"/>
+        <w:jc w:val="left"/>
+        <w:rPr>
+          <w:rFonts w:asciiTheme="majorHAnsi" w:eastAsiaTheme="majorHAnsi" w:hAnsiTheme="majorHAnsi"/>
+          <w:sz w:val="28"/>
+          <w:szCs w:val="28"/>
+        </w:rPr>
+      </w:pPr>
+      <w:r>
+        <w:rPr>
+          <w:rFonts w:asciiTheme="majorHAnsi" w:eastAsiaTheme="majorHAnsi" w:hAnsiTheme="majorHAnsi"/>
+          <w:sz w:val="28"/>
+          <w:szCs w:val="28"/>
+        </w:rPr>
+        <w:t>籠の中なる⿃となり</w:t>
+      </w:r>
+    </w:p>
+    <w:p>
+      <w:pPr>
+        <w:spacing w:line="0" w:lineRule="atLeast"/>
+        <w:jc w:val="left"/>
+        <w:rPr>
+          <w:rFonts w:asciiTheme="majorHAnsi" w:eastAsiaTheme="majorHAnsi" w:hAnsiTheme="majorHAnsi"/>
+          <w:sz w:val="28"/>
+          <w:szCs w:val="28"/>
+        </w:rPr>
+      </w:pPr>
+      <w:r>
+        <w:rPr>
+          <w:rFonts w:asciiTheme="majorHAnsi" w:eastAsiaTheme="majorHAnsi" w:hAnsiTheme="majorHAnsi"/>
+          <w:sz w:val="28"/>
+          <w:szCs w:val="28"/>
+        </w:rPr>
+        <w:t>振り向き⾏</w:t>
+      </w:r>
+      <w:proofErr w:type="gramStart"/>
+      <w:r>
+        <w:rPr>
+          <w:rFonts w:asciiTheme="majorHAnsi" w:eastAsiaTheme="majorHAnsi" w:hAnsiTheme="majorHAnsi"/>
+          <w:sz w:val="28"/>
+          <w:szCs w:val="28"/>
+        </w:rPr>
+        <w:t>けば</w:t>
+      </w:r>
+      <w:proofErr w:type="gramEnd"/>
+      <w:r>
+        <w:rPr>
+          <w:rFonts w:asciiTheme="majorHAnsi" w:eastAsiaTheme="majorHAnsi" w:hAnsiTheme="majorHAnsi"/>
+          <w:sz w:val="28"/>
+          <w:szCs w:val="28"/>
+        </w:rPr>
+        <w:t>帰られぬ</w:t>
+      </w:r>
+    </w:p>
+    <w:p>
+      <w:pPr>
+        <w:spacing w:line="0" w:lineRule="atLeast"/>
+        <w:jc w:val="left"/>
+        <w:rPr>
+          <w:rFonts w:asciiTheme="majorHAnsi" w:eastAsiaTheme="majorHAnsi" w:hAnsiTheme="majorHAnsi"/>
+          <w:sz w:val="28"/>
+          <w:szCs w:val="28"/>
+        </w:rPr>
+      </w:pPr>
+      <w:r>
+        <w:rPr>
+          <w:rFonts w:asciiTheme="majorHAnsi" w:eastAsiaTheme="majorHAnsi" w:hAnsiTheme="majorHAnsi"/>
+          <w:sz w:val="28"/>
+          <w:szCs w:val="28"/>
+        </w:rPr>
+        <w:t>さてもこの道</w:t>
+      </w:r>
+      <w:r>
+        <w:rPr>
+          <w:rFonts w:asciiTheme="majorHAnsi" w:eastAsiaTheme="majorHAnsi" w:hAnsiTheme="majorHAnsi"/>
+          <w:sz w:val="28"/>
+          <w:szCs w:val="28"/>
+        </w:rPr>
+        <w:t> </w:t>
+      </w:r>
+      <w:r>
+        <w:rPr>
+          <w:rFonts w:asciiTheme="majorHAnsi" w:eastAsiaTheme="majorHAnsi" w:hAnsiTheme="majorHAnsi"/>
+          <w:sz w:val="28"/>
+          <w:szCs w:val="28"/>
+        </w:rPr>
+        <w:t>神のみち</w:t>
+      </w:r>
+    </w:p>
+    <w:p>
+      <w:pPr>
+        <w:spacing w:line="0" w:lineRule="atLeast"/>
+        <w:jc w:val="left"/>
+        <w:rPr>
+          <w:rFonts w:asciiTheme="majorHAnsi" w:eastAsiaTheme="majorHAnsi" w:hAnsiTheme="majorHAnsi"/>
+          <w:sz w:val="28"/>
+          <w:szCs w:val="28"/>
+        </w:rPr>
+      </w:pPr>
+    </w:p>
+    <w:p>
+      <w:pPr>
+        <w:spacing w:line="0" w:lineRule="atLeast"/>
+        <w:jc w:val="left"/>
+        <w:rPr>
+          <w:rFonts w:asciiTheme="majorHAnsi" w:eastAsiaTheme="majorHAnsi" w:hAnsiTheme="majorHAnsi"/>
+          <w:sz w:val="28"/>
+          <w:szCs w:val="28"/>
+        </w:rPr>
+      </w:pPr>
+    </w:p>
+    <w:p>
+      <w:pPr>
+        <w:spacing w:line="0" w:lineRule="atLeast"/>
+        <w:jc w:val="left"/>
+        <w:rPr>
+          <w:rFonts w:asciiTheme="majorHAnsi" w:eastAsiaTheme="majorHAnsi" w:hAnsiTheme="majorHAnsi"/>
+          <w:sz w:val="28"/>
+          <w:szCs w:val="28"/>
+        </w:rPr>
+      </w:pPr>
+    </w:p>
+    <w:p>
+      <w:pPr>
+        <w:spacing w:line="0" w:lineRule="atLeast"/>
+        <w:jc w:val="left"/>
         <w:rPr>
           <w:rFonts w:asciiTheme="majorHAnsi" w:eastAsiaTheme="majorHAnsi" w:hAnsiTheme="majorHAnsi" w:hint="eastAsia"/>
           <w:sz w:val="28"/>
           <w:szCs w:val="28"/>
         </w:rPr>
-        <w:t>耳をすませば聴こえける</w:t>
-      </w:r>
-    </w:p>
-    <w:p>
-      <w:pPr>
-        <w:spacing w:line="0" w:lineRule="atLeast"/>
-        <w:jc w:val="left"/>
-        <w:rPr>
-          <w:rFonts w:asciiTheme="majorHAnsi" w:eastAsiaTheme="majorHAnsi" w:hAnsiTheme="majorHAnsi"/>
-          <w:sz w:val="28"/>
-          <w:szCs w:val="28"/>
-        </w:rPr>
-      </w:pPr>
+      </w:pPr>
+    </w:p>
+    <w:p>
+      <w:pPr>
+        <w:spacing w:line="0" w:lineRule="atLeast"/>
+        <w:jc w:val="left"/>
+        <w:rPr>
+          <w:rFonts w:asciiTheme="majorHAnsi" w:eastAsiaTheme="majorHAnsi" w:hAnsiTheme="majorHAnsi"/>
+          <w:sz w:val="28"/>
+          <w:szCs w:val="28"/>
+        </w:rPr>
+      </w:pPr>
+      <w:proofErr w:type="gramStart"/>
+      <w:r>
+        <w:rPr>
+          <w:rFonts w:asciiTheme="majorHAnsi" w:eastAsiaTheme="majorHAnsi" w:hAnsiTheme="majorHAnsi"/>
+          <w:sz w:val="28"/>
+          <w:szCs w:val="28"/>
+        </w:rPr>
+        <w:t>かごめかごめ</w:t>
+      </w:r>
+      <w:proofErr w:type="gramEnd"/>
+    </w:p>
+    <w:p>
+      <w:pPr>
+        <w:spacing w:line="0" w:lineRule="atLeast"/>
+        <w:jc w:val="left"/>
+        <w:rPr>
+          <w:rFonts w:asciiTheme="majorHAnsi" w:eastAsiaTheme="majorHAnsi" w:hAnsiTheme="majorHAnsi"/>
+          <w:sz w:val="28"/>
+          <w:szCs w:val="28"/>
+        </w:rPr>
+      </w:pPr>
+      <w:r>
+        <w:rPr>
+          <w:rFonts w:asciiTheme="majorHAnsi" w:eastAsiaTheme="majorHAnsi" w:hAnsiTheme="majorHAnsi"/>
+          <w:sz w:val="28"/>
+          <w:szCs w:val="28"/>
+        </w:rPr>
+        <w:t>後ろの正⾯</w:t>
+      </w:r>
+      <w:proofErr w:type="gramStart"/>
+      <w:r>
+        <w:rPr>
+          <w:rFonts w:asciiTheme="majorHAnsi" w:eastAsiaTheme="majorHAnsi" w:hAnsiTheme="majorHAnsi"/>
+          <w:sz w:val="28"/>
+          <w:szCs w:val="28"/>
+        </w:rPr>
+        <w:t>だ</w:t>
+      </w:r>
+      <w:proofErr w:type="gramEnd"/>
+      <w:r>
+        <w:rPr>
+          <w:rFonts w:asciiTheme="majorHAnsi" w:eastAsiaTheme="majorHAnsi" w:hAnsiTheme="majorHAnsi"/>
+          <w:sz w:val="28"/>
+          <w:szCs w:val="28"/>
+        </w:rPr>
+        <w:t>あれ</w:t>
+      </w:r>
+    </w:p>
+    <w:p>
+      <w:pPr>
+        <w:spacing w:line="0" w:lineRule="atLeast"/>
+        <w:jc w:val="left"/>
+        <w:rPr>
+          <w:rFonts w:asciiTheme="majorHAnsi" w:eastAsiaTheme="majorHAnsi" w:hAnsiTheme="majorHAnsi"/>
+          <w:sz w:val="28"/>
+          <w:szCs w:val="28"/>
+        </w:rPr>
+      </w:pPr>
+      <w:proofErr w:type="gramStart"/>
+      <w:r>
+        <w:rPr>
+          <w:rFonts w:asciiTheme="majorHAnsi" w:eastAsiaTheme="majorHAnsi" w:hAnsiTheme="majorHAnsi"/>
+          <w:sz w:val="28"/>
+          <w:szCs w:val="28"/>
+        </w:rPr>
+        <w:t>とお</w:t>
+      </w:r>
       <w:r>
         <w:rPr>
           <w:rFonts w:asciiTheme="majorHAnsi" w:eastAsiaTheme="majorHAnsi" w:hAnsiTheme="majorHAnsi" w:hint="eastAsia"/>
           <w:sz w:val="28"/>
           <w:szCs w:val="28"/>
         </w:rPr>
-        <w:t>かごめかごめと歌う声</w:t>
-      </w:r>
-    </w:p>
-    <w:p>
-      <w:pPr>
-        <w:spacing w:line="0" w:lineRule="atLeast"/>
-        <w:jc w:val="left"/>
-        <w:rPr>
-          <w:rFonts w:asciiTheme="majorHAnsi" w:eastAsiaTheme="majorHAnsi" w:hAnsiTheme="majorHAnsi"/>
-          <w:sz w:val="28"/>
-          <w:szCs w:val="28"/>
-        </w:rPr>
-      </w:pPr>
-    </w:p>
-    <w:p>
-      <w:pPr>
-        <w:spacing w:line="0" w:lineRule="atLeast"/>
-        <w:jc w:val="left"/>
-        <w:rPr>
-          <w:rFonts w:asciiTheme="majorHAnsi" w:eastAsiaTheme="majorHAnsi" w:hAnsiTheme="majorHAnsi"/>
-          <w:sz w:val="28"/>
-          <w:szCs w:val="28"/>
-        </w:rPr>
-      </w:pPr>
+        <w:t>りゃ</w:t>
+      </w:r>
+      <w:r>
+        <w:rPr>
+          <w:rFonts w:asciiTheme="majorHAnsi" w:eastAsiaTheme="majorHAnsi" w:hAnsiTheme="majorHAnsi"/>
+          <w:sz w:val="28"/>
+          <w:szCs w:val="28"/>
+        </w:rPr>
+        <w:t>んせ</w:t>
+      </w:r>
+      <w:proofErr w:type="gramEnd"/>
+    </w:p>
+    <w:p>
+      <w:pPr>
+        <w:spacing w:line="0" w:lineRule="atLeast"/>
+        <w:jc w:val="left"/>
+        <w:rPr>
+          <w:rFonts w:asciiTheme="majorHAnsi" w:eastAsiaTheme="majorHAnsi" w:hAnsiTheme="majorHAnsi"/>
+          <w:sz w:val="28"/>
+          <w:szCs w:val="28"/>
+        </w:rPr>
+      </w:pPr>
+      <w:proofErr w:type="gramStart"/>
+      <w:r>
+        <w:rPr>
+          <w:rFonts w:asciiTheme="majorHAnsi" w:eastAsiaTheme="majorHAnsi" w:hAnsiTheme="majorHAnsi"/>
+          <w:sz w:val="28"/>
+          <w:szCs w:val="28"/>
+        </w:rPr>
+        <w:t>とお</w:t>
+      </w:r>
       <w:r>
         <w:rPr>
           <w:rFonts w:asciiTheme="majorHAnsi" w:eastAsiaTheme="majorHAnsi" w:hAnsiTheme="majorHAnsi" w:hint="eastAsia"/>
           <w:sz w:val="28"/>
           <w:szCs w:val="28"/>
         </w:rPr>
-        <w:t>我が子呼ぶ声そこかしこ</w:t>
-      </w:r>
-    </w:p>
-    <w:p>
-      <w:pPr>
-        <w:spacing w:line="0" w:lineRule="atLeast"/>
-        <w:jc w:val="left"/>
-        <w:rPr>
-          <w:rFonts w:asciiTheme="majorHAnsi" w:eastAsiaTheme="majorHAnsi" w:hAnsiTheme="majorHAnsi"/>
-          <w:sz w:val="28"/>
-          <w:szCs w:val="28"/>
-        </w:rPr>
-      </w:pPr>
-      <w:r>
+        <w:t>りゃ</w:t>
+      </w:r>
+      <w:r>
+        <w:rPr>
+          <w:rFonts w:asciiTheme="majorHAnsi" w:eastAsiaTheme="majorHAnsi" w:hAnsiTheme="majorHAnsi"/>
+          <w:sz w:val="28"/>
+          <w:szCs w:val="28"/>
+        </w:rPr>
+        <w:t>んせ</w:t>
+      </w:r>
+      <w:proofErr w:type="gramEnd"/>
+    </w:p>
+    <w:p>
+      <w:pPr>
+        <w:spacing w:line="0" w:lineRule="atLeast"/>
+        <w:jc w:val="left"/>
+        <w:rPr>
+          <w:rFonts w:asciiTheme="majorHAnsi" w:eastAsiaTheme="majorHAnsi" w:hAnsiTheme="majorHAnsi"/>
+          <w:sz w:val="28"/>
+          <w:szCs w:val="28"/>
+        </w:rPr>
+      </w:pPr>
+      <w:r>
+        <w:rPr>
+          <w:rFonts w:asciiTheme="majorHAnsi" w:eastAsiaTheme="majorHAnsi" w:hAnsiTheme="majorHAnsi"/>
+          <w:sz w:val="28"/>
+          <w:szCs w:val="28"/>
+        </w:rPr>
+        <w:t>後ろの正⾯</w:t>
+      </w:r>
+      <w:proofErr w:type="gramStart"/>
+      <w:r>
+        <w:rPr>
+          <w:rFonts w:asciiTheme="majorHAnsi" w:eastAsiaTheme="majorHAnsi" w:hAnsiTheme="majorHAnsi"/>
+          <w:sz w:val="28"/>
+          <w:szCs w:val="28"/>
+        </w:rPr>
+        <w:t>だ</w:t>
+      </w:r>
+      <w:proofErr w:type="gramEnd"/>
+      <w:r>
+        <w:rPr>
+          <w:rFonts w:asciiTheme="majorHAnsi" w:eastAsiaTheme="majorHAnsi" w:hAnsiTheme="majorHAnsi"/>
+          <w:sz w:val="28"/>
+          <w:szCs w:val="28"/>
+        </w:rPr>
+        <w:t>あれ</w:t>
+      </w:r>
+    </w:p>
+    <w:p>
+      <w:pPr>
+        <w:spacing w:line="0" w:lineRule="atLeast"/>
+        <w:jc w:val="left"/>
+        <w:rPr>
+          <w:rFonts w:asciiTheme="majorHAnsi" w:eastAsiaTheme="majorHAnsi" w:hAnsiTheme="majorHAnsi"/>
+          <w:sz w:val="28"/>
+          <w:szCs w:val="28"/>
+        </w:rPr>
+      </w:pPr>
+      <w:proofErr w:type="gramStart"/>
+      <w:r>
+        <w:rPr>
+          <w:rFonts w:asciiTheme="majorHAnsi" w:eastAsiaTheme="majorHAnsi" w:hAnsiTheme="majorHAnsi"/>
+          <w:sz w:val="28"/>
+          <w:szCs w:val="28"/>
+        </w:rPr>
+        <w:t>かごめかごめ</w:t>
+      </w:r>
+      <w:proofErr w:type="gramEnd"/>
+    </w:p>
+    <w:p>
+      <w:pPr>
+        <w:spacing w:line="0" w:lineRule="atLeast"/>
+        <w:jc w:val="left"/>
+        <w:rPr>
+          <w:rFonts w:asciiTheme="majorHAnsi" w:eastAsiaTheme="majorHAnsi" w:hAnsiTheme="majorHAnsi"/>
+          <w:sz w:val="28"/>
+          <w:szCs w:val="28"/>
+        </w:rPr>
+      </w:pPr>
+      <w:r>
+        <w:rPr>
+          <w:rFonts w:asciiTheme="majorHAnsi" w:eastAsiaTheme="majorHAnsi" w:hAnsiTheme="majorHAnsi"/>
+          <w:sz w:val="28"/>
+          <w:szCs w:val="28"/>
+        </w:rPr>
+        <w:t>後ろの正⾯</w:t>
+      </w:r>
+      <w:proofErr w:type="gramStart"/>
+      <w:r>
+        <w:rPr>
+          <w:rFonts w:asciiTheme="majorHAnsi" w:eastAsiaTheme="majorHAnsi" w:hAnsiTheme="majorHAnsi"/>
+          <w:sz w:val="28"/>
+          <w:szCs w:val="28"/>
+        </w:rPr>
+        <w:t>だ</w:t>
+      </w:r>
+      <w:proofErr w:type="gramEnd"/>
+      <w:r>
+        <w:rPr>
+          <w:rFonts w:asciiTheme="majorHAnsi" w:eastAsiaTheme="majorHAnsi" w:hAnsiTheme="majorHAnsi"/>
+          <w:sz w:val="28"/>
+          <w:szCs w:val="28"/>
+        </w:rPr>
+        <w:t>あれ</w:t>
+      </w:r>
+    </w:p>
+    <w:p>
+      <w:pPr>
+        <w:spacing w:line="0" w:lineRule="atLeast"/>
+        <w:jc w:val="left"/>
         <w:rPr>
           <w:rFonts w:asciiTheme="majorHAnsi" w:eastAsiaTheme="majorHAnsi" w:hAnsiTheme="majorHAnsi" w:hint="eastAsia"/>
           <w:sz w:val="28"/>
           <w:szCs w:val="28"/>
         </w:rPr>
-        <w:t>帰りおくれた子は時に</w:t>
-      </w:r>
-    </w:p>
-    <w:p>
-      <w:pPr>
-        <w:spacing w:line="0" w:lineRule="atLeast"/>
-        <w:jc w:val="left"/>
-        <w:rPr>
-          <w:rFonts w:asciiTheme="majorHAnsi" w:eastAsiaTheme="majorHAnsi" w:hAnsiTheme="majorHAnsi"/>
-          <w:sz w:val="28"/>
-          <w:szCs w:val="28"/>
-        </w:rPr>
-      </w:pPr>
+      </w:pPr>
+      <w:proofErr w:type="gramStart"/>
+      <w:r>
+        <w:rPr>
+          <w:rFonts w:asciiTheme="majorHAnsi" w:eastAsiaTheme="majorHAnsi" w:hAnsiTheme="majorHAnsi"/>
+          <w:sz w:val="28"/>
+          <w:szCs w:val="28"/>
+        </w:rPr>
+        <w:t>とお</w:t>
+      </w:r>
       <w:r>
         <w:rPr>
           <w:rFonts w:asciiTheme="majorHAnsi" w:eastAsiaTheme="majorHAnsi" w:hAnsiTheme="majorHAnsi" w:hint="eastAsia"/>
           <w:sz w:val="28"/>
           <w:szCs w:val="28"/>
         </w:rPr>
-        <w:t>神が連れ去る人呼んで</w:t>
-      </w:r>
-    </w:p>
-    <w:p>
-      <w:pPr>
-        <w:spacing w:line="0" w:lineRule="atLeast"/>
-        <w:jc w:val="left"/>
-        <w:rPr>
-          <w:rFonts w:asciiTheme="majorHAnsi" w:eastAsiaTheme="majorHAnsi" w:hAnsiTheme="majorHAnsi"/>
-          <w:sz w:val="28"/>
-          <w:szCs w:val="28"/>
-        </w:rPr>
-      </w:pPr>
+        <w:t>りゃ</w:t>
+      </w:r>
+      <w:r>
+        <w:rPr>
+          <w:rFonts w:asciiTheme="majorHAnsi" w:eastAsiaTheme="majorHAnsi" w:hAnsiTheme="majorHAnsi"/>
+          <w:sz w:val="28"/>
+          <w:szCs w:val="28"/>
+        </w:rPr>
+        <w:t>んせ</w:t>
+      </w:r>
+      <w:proofErr w:type="gramEnd"/>
+    </w:p>
+    <w:p>
+      <w:pPr>
+        <w:spacing w:line="0" w:lineRule="atLeast"/>
+        <w:jc w:val="left"/>
+        <w:rPr>
+          <w:rFonts w:asciiTheme="majorHAnsi" w:eastAsiaTheme="majorHAnsi" w:hAnsiTheme="majorHAnsi"/>
+          <w:sz w:val="28"/>
+          <w:szCs w:val="28"/>
+        </w:rPr>
+      </w:pPr>
+      <w:proofErr w:type="gramStart"/>
       <w:r>
         <w:rPr>
           <w:rFonts w:asciiTheme="majorHAnsi" w:eastAsiaTheme="majorHAnsi" w:hAnsiTheme="majorHAnsi" w:hint="eastAsia"/>
           <w:sz w:val="28"/>
           <w:szCs w:val="28"/>
         </w:rPr>
-        <w:t>天神様の神隠し</w:t>
-      </w:r>
-    </w:p>
-    <w:p>
-      <w:pPr>
-        <w:spacing w:line="0" w:lineRule="atLeast"/>
-        <w:jc w:val="left"/>
-        <w:rPr>
-          <w:rFonts w:asciiTheme="majorHAnsi" w:eastAsiaTheme="majorHAnsi" w:hAnsiTheme="majorHAnsi"/>
-          <w:sz w:val="28"/>
-          <w:szCs w:val="28"/>
-        </w:rPr>
-      </w:pPr>
+        <w:t>と</w:t>
+      </w:r>
+      <w:r>
+        <w:rPr>
+          <w:rFonts w:asciiTheme="majorHAnsi" w:eastAsiaTheme="majorHAnsi" w:hAnsiTheme="majorHAnsi"/>
+          <w:sz w:val="28"/>
+          <w:szCs w:val="28"/>
+        </w:rPr>
+        <w:t>お</w:t>
+      </w:r>
       <w:r>
         <w:rPr>
           <w:rFonts w:asciiTheme="majorHAnsi" w:eastAsiaTheme="majorHAnsi" w:hAnsiTheme="majorHAnsi" w:hint="eastAsia"/>
           <w:sz w:val="28"/>
           <w:szCs w:val="28"/>
         </w:rPr>
-        <w:t>さて</w:t>
+        <w:t>りゃ</w:t>
+      </w:r>
+      <w:r>
+        <w:rPr>
+          <w:rFonts w:asciiTheme="majorHAnsi" w:eastAsiaTheme="majorHAnsi" w:hAnsiTheme="majorHAnsi"/>
+          <w:sz w:val="28"/>
+          <w:szCs w:val="28"/>
+        </w:rPr>
+        <w:t>んせ</w:t>
+      </w:r>
+      <w:proofErr w:type="gramEnd"/>
+    </w:p>
+    <w:p>
+      <w:pPr>
+        <w:spacing w:line="0" w:lineRule="atLeast"/>
+        <w:jc w:val="left"/>
+        <w:rPr>
+          <w:rFonts w:asciiTheme="majorHAnsi" w:eastAsiaTheme="majorHAnsi" w:hAnsiTheme="majorHAnsi"/>
+          <w:sz w:val="28"/>
+          <w:szCs w:val="28"/>
+        </w:rPr>
+      </w:pPr>
+      <w:r>
+        <w:rPr>
+          <w:rFonts w:asciiTheme="majorHAnsi" w:eastAsiaTheme="majorHAnsi" w:hAnsiTheme="majorHAnsi"/>
+          <w:sz w:val="28"/>
+          <w:szCs w:val="28"/>
+        </w:rPr>
+        <w:t>後ろの正⾯</w:t>
       </w:r>
       <w:proofErr w:type="gramStart"/>
       <w:r>
         <w:rPr>
+          <w:rFonts w:asciiTheme="majorHAnsi" w:eastAsiaTheme="majorHAnsi" w:hAnsiTheme="majorHAnsi"/>
+          <w:sz w:val="28"/>
+          <w:szCs w:val="28"/>
+        </w:rPr>
+        <w:t>だ</w:t>
+      </w:r>
+      <w:proofErr w:type="gramEnd"/>
+      <w:r>
+        <w:rPr>
+          <w:rFonts w:asciiTheme="majorHAnsi" w:eastAsiaTheme="majorHAnsi" w:hAnsiTheme="majorHAnsi"/>
+          <w:sz w:val="28"/>
+          <w:szCs w:val="28"/>
+        </w:rPr>
+        <w:t>あれ</w:t>
+      </w:r>
+    </w:p>
+    <w:p>
+      <w:pPr>
+        <w:spacing w:line="0" w:lineRule="atLeast"/>
+        <w:jc w:val="left"/>
+        <w:rPr>
+          <w:rFonts w:asciiTheme="majorHAnsi" w:eastAsiaTheme="majorHAnsi" w:hAnsiTheme="majorHAnsi"/>
+          <w:sz w:val="28"/>
+          <w:szCs w:val="28"/>
+        </w:rPr>
+      </w:pPr>
+    </w:p>
+    <w:p>
+      <w:pPr>
+        <w:spacing w:line="0" w:lineRule="atLeast"/>
+        <w:jc w:val="left"/>
+        <w:rPr>
+          <w:rFonts w:asciiTheme="majorHAnsi" w:eastAsiaTheme="majorHAnsi" w:hAnsiTheme="majorHAnsi"/>
+          <w:sz w:val="28"/>
+          <w:szCs w:val="28"/>
+        </w:rPr>
+      </w:pPr>
+      <w:r>
+        <w:rPr>
+          <w:rFonts w:asciiTheme="majorHAnsi" w:eastAsiaTheme="majorHAnsi" w:hAnsiTheme="majorHAnsi"/>
+          <w:sz w:val="28"/>
+          <w:szCs w:val="28"/>
+        </w:rPr>
+        <w:t>哀れ悲しきさだめのすえに</w:t>
+      </w:r>
+    </w:p>
+    <w:p>
+      <w:pPr>
+        <w:spacing w:line="0" w:lineRule="atLeast"/>
+        <w:jc w:val="left"/>
+        <w:rPr>
+          <w:rFonts w:asciiTheme="majorHAnsi" w:eastAsiaTheme="majorHAnsi" w:hAnsiTheme="majorHAnsi"/>
+          <w:sz w:val="28"/>
+          <w:szCs w:val="28"/>
+        </w:rPr>
+      </w:pPr>
+      <w:r>
+        <w:rPr>
+          <w:rFonts w:asciiTheme="majorHAnsi" w:eastAsiaTheme="majorHAnsi" w:hAnsiTheme="majorHAnsi"/>
+          <w:sz w:val="28"/>
+          <w:szCs w:val="28"/>
+        </w:rPr>
+        <w:t>天神様と</w:t>
+      </w:r>
+      <w:proofErr w:type="gramStart"/>
+      <w:r>
+        <w:rPr>
+          <w:rFonts w:asciiTheme="majorHAnsi" w:eastAsiaTheme="majorHAnsi" w:hAnsiTheme="majorHAnsi"/>
+          <w:sz w:val="28"/>
+          <w:szCs w:val="28"/>
+        </w:rPr>
+        <w:t>畏らるる</w:t>
+      </w:r>
+      <w:proofErr w:type="gramEnd"/>
+    </w:p>
+    <w:p>
+      <w:pPr>
+        <w:spacing w:line="0" w:lineRule="atLeast"/>
+        <w:jc w:val="left"/>
+        <w:rPr>
+          <w:rFonts w:asciiTheme="majorHAnsi" w:eastAsiaTheme="majorHAnsi" w:hAnsiTheme="majorHAnsi"/>
+          <w:sz w:val="28"/>
+          <w:szCs w:val="28"/>
+        </w:rPr>
+      </w:pPr>
+      <w:r>
+        <w:rPr>
+          <w:rFonts w:asciiTheme="majorHAnsi" w:eastAsiaTheme="majorHAnsi" w:hAnsiTheme="majorHAnsi"/>
+          <w:sz w:val="28"/>
+          <w:szCs w:val="28"/>
+        </w:rPr>
+        <w:t>⼼のうちはいかならん</w:t>
+      </w:r>
+    </w:p>
+    <w:p>
+      <w:pPr>
+        <w:spacing w:line="0" w:lineRule="atLeast"/>
+        <w:jc w:val="left"/>
+        <w:rPr>
+          <w:rFonts w:asciiTheme="majorHAnsi" w:eastAsiaTheme="majorHAnsi" w:hAnsiTheme="majorHAnsi"/>
+          <w:sz w:val="28"/>
+          <w:szCs w:val="28"/>
+        </w:rPr>
+      </w:pPr>
+      <w:r>
+        <w:rPr>
+          <w:rFonts w:asciiTheme="majorHAnsi" w:eastAsiaTheme="majorHAnsi" w:hAnsiTheme="majorHAnsi"/>
+          <w:sz w:val="28"/>
+          <w:szCs w:val="28"/>
+        </w:rPr>
+        <w:t>天神様と拝まれて</w:t>
+      </w:r>
+    </w:p>
+    <w:p>
+      <w:pPr>
+        <w:spacing w:line="0" w:lineRule="atLeast"/>
+        <w:jc w:val="left"/>
+        <w:rPr>
+          <w:rFonts w:asciiTheme="majorHAnsi" w:eastAsiaTheme="majorHAnsi" w:hAnsiTheme="majorHAnsi"/>
+          <w:sz w:val="28"/>
+          <w:szCs w:val="28"/>
+        </w:rPr>
+      </w:pPr>
+      <w:r>
+        <w:rPr>
+          <w:rFonts w:asciiTheme="majorHAnsi" w:eastAsiaTheme="majorHAnsi" w:hAnsiTheme="majorHAnsi"/>
+          <w:sz w:val="28"/>
+          <w:szCs w:val="28"/>
+        </w:rPr>
+        <w:t>⼼のうちはいかならん</w:t>
+      </w:r>
+    </w:p>
+    <w:p>
+      <w:pPr>
+        <w:spacing w:line="0" w:lineRule="atLeast"/>
+        <w:jc w:val="left"/>
+        <w:rPr>
+          <w:rFonts w:asciiTheme="majorHAnsi" w:eastAsiaTheme="majorHAnsi" w:hAnsiTheme="majorHAnsi"/>
+          <w:sz w:val="28"/>
+          <w:szCs w:val="28"/>
+        </w:rPr>
+      </w:pPr>
+    </w:p>
+    <w:p>
+      <w:pPr>
+        <w:spacing w:line="0" w:lineRule="atLeast"/>
+        <w:jc w:val="left"/>
+        <w:rPr>
+          <w:rFonts w:asciiTheme="majorHAnsi" w:eastAsiaTheme="majorHAnsi" w:hAnsiTheme="majorHAnsi"/>
+          <w:sz w:val="28"/>
+          <w:szCs w:val="28"/>
+        </w:rPr>
+      </w:pPr>
+      <w:r>
+        <w:rPr>
+          <w:rFonts w:asciiTheme="majorHAnsi" w:eastAsiaTheme="majorHAnsi" w:hAnsiTheme="majorHAnsi"/>
+          <w:sz w:val="28"/>
+          <w:szCs w:val="28"/>
+        </w:rPr>
+        <w:t>美しや紅の⾊なる梅の花</w:t>
+      </w:r>
+    </w:p>
+    <w:p>
+      <w:pPr>
+        <w:spacing w:line="0" w:lineRule="atLeast"/>
+        <w:jc w:val="left"/>
+        <w:rPr>
+          <w:rFonts w:asciiTheme="majorHAnsi" w:eastAsiaTheme="majorHAnsi" w:hAnsiTheme="majorHAnsi"/>
+          <w:sz w:val="28"/>
+          <w:szCs w:val="28"/>
+        </w:rPr>
+      </w:pPr>
+      <w:r>
+        <w:rPr>
+          <w:rFonts w:asciiTheme="majorHAnsi" w:eastAsiaTheme="majorHAnsi" w:hAnsiTheme="majorHAnsi"/>
+          <w:sz w:val="28"/>
+          <w:szCs w:val="28"/>
+        </w:rPr>
+        <w:t>あこが顔にもつけたる</w:t>
+      </w:r>
+      <w:proofErr w:type="gramStart"/>
+      <w:r>
+        <w:rPr>
+          <w:rFonts w:asciiTheme="majorHAnsi" w:eastAsiaTheme="majorHAnsi" w:hAnsiTheme="majorHAnsi"/>
+          <w:sz w:val="28"/>
+          <w:szCs w:val="28"/>
+        </w:rPr>
+        <w:t>ぞ</w:t>
+      </w:r>
+      <w:proofErr w:type="gramEnd"/>
+      <w:r>
+        <w:rPr>
+          <w:rFonts w:asciiTheme="majorHAnsi" w:eastAsiaTheme="majorHAnsi" w:hAnsiTheme="majorHAnsi"/>
+          <w:sz w:val="28"/>
+          <w:szCs w:val="28"/>
+        </w:rPr>
+        <w:t>ある</w:t>
+      </w:r>
+    </w:p>
+    <w:p>
+      <w:pPr>
+        <w:spacing w:line="0" w:lineRule="atLeast"/>
+        <w:jc w:val="left"/>
+        <w:rPr>
+          <w:rFonts w:asciiTheme="majorHAnsi" w:eastAsiaTheme="majorHAnsi" w:hAnsiTheme="majorHAnsi"/>
+          <w:sz w:val="28"/>
+          <w:szCs w:val="28"/>
+        </w:rPr>
+      </w:pPr>
+    </w:p>
+    <w:p>
+      <w:pPr>
+        <w:spacing w:line="0" w:lineRule="atLeast"/>
+        <w:jc w:val="left"/>
+        <w:rPr>
+          <w:rFonts w:asciiTheme="majorHAnsi" w:eastAsiaTheme="majorHAnsi" w:hAnsiTheme="majorHAnsi"/>
+          <w:sz w:val="28"/>
+          <w:szCs w:val="28"/>
+        </w:rPr>
+      </w:pPr>
+      <w:r>
+        <w:rPr>
+          <w:rFonts w:asciiTheme="majorHAnsi" w:eastAsiaTheme="majorHAnsi" w:hAnsiTheme="majorHAnsi"/>
+          <w:sz w:val="28"/>
+          <w:szCs w:val="28"/>
+        </w:rPr>
+        <w:t>東⾵</w:t>
+      </w:r>
+      <w:proofErr w:type="gramStart"/>
+      <w:r>
+        <w:rPr>
+          <w:rFonts w:asciiTheme="majorHAnsi" w:eastAsiaTheme="majorHAnsi" w:hAnsiTheme="majorHAnsi"/>
+          <w:sz w:val="28"/>
+          <w:szCs w:val="28"/>
+        </w:rPr>
+        <w:t>吹かば</w:t>
+      </w:r>
+      <w:proofErr w:type="gramEnd"/>
+      <w:r>
+        <w:rPr>
+          <w:rFonts w:asciiTheme="majorHAnsi" w:eastAsiaTheme="majorHAnsi" w:hAnsiTheme="majorHAnsi"/>
+          <w:sz w:val="28"/>
+          <w:szCs w:val="28"/>
+        </w:rPr>
+        <w:t>匂い起こせ</w:t>
+      </w:r>
+      <w:proofErr w:type="gramStart"/>
+      <w:r>
+        <w:rPr>
+          <w:rFonts w:asciiTheme="majorHAnsi" w:eastAsiaTheme="majorHAnsi" w:hAnsiTheme="majorHAnsi"/>
+          <w:sz w:val="28"/>
+          <w:szCs w:val="28"/>
+        </w:rPr>
+        <w:t>よ</w:t>
+      </w:r>
+      <w:proofErr w:type="gramEnd"/>
+      <w:r>
+        <w:rPr>
+          <w:rFonts w:asciiTheme="majorHAnsi" w:eastAsiaTheme="majorHAnsi" w:hAnsiTheme="majorHAnsi"/>
+          <w:sz w:val="28"/>
+          <w:szCs w:val="28"/>
+        </w:rPr>
+        <w:t>梅の花</w:t>
+      </w:r>
+    </w:p>
+    <w:p>
+      <w:pPr>
+        <w:spacing w:line="0" w:lineRule="atLeast"/>
+        <w:jc w:val="left"/>
+        <w:rPr>
+          <w:rFonts w:asciiTheme="majorHAnsi" w:eastAsiaTheme="majorHAnsi" w:hAnsiTheme="majorHAnsi"/>
+          <w:sz w:val="28"/>
+          <w:szCs w:val="28"/>
+        </w:rPr>
+      </w:pPr>
+      <w:r>
+        <w:rPr>
+          <w:rFonts w:asciiTheme="majorHAnsi" w:eastAsiaTheme="majorHAnsi" w:hAnsiTheme="majorHAnsi"/>
+          <w:sz w:val="28"/>
+          <w:szCs w:val="28"/>
+        </w:rPr>
+        <w:t>主⼈無</w:t>
+      </w:r>
+      <w:proofErr w:type="gramStart"/>
+      <w:r>
+        <w:rPr>
+          <w:rFonts w:asciiTheme="majorHAnsi" w:eastAsiaTheme="majorHAnsi" w:hAnsiTheme="majorHAnsi"/>
+          <w:sz w:val="28"/>
+          <w:szCs w:val="28"/>
+        </w:rPr>
+        <w:t>しとて</w:t>
+      </w:r>
+      <w:proofErr w:type="gramEnd"/>
+      <w:r>
+        <w:rPr>
+          <w:rFonts w:asciiTheme="majorHAnsi" w:eastAsiaTheme="majorHAnsi" w:hAnsiTheme="majorHAnsi"/>
+          <w:sz w:val="28"/>
+          <w:szCs w:val="28"/>
+        </w:rPr>
+        <w:t>春を</w:t>
+      </w:r>
+      <w:proofErr w:type="gramStart"/>
+      <w:r>
+        <w:rPr>
+          <w:rFonts w:asciiTheme="majorHAnsi" w:eastAsiaTheme="majorHAnsi" w:hAnsiTheme="majorHAnsi"/>
+          <w:sz w:val="28"/>
+          <w:szCs w:val="28"/>
+        </w:rPr>
+        <w:t>忘るな</w:t>
+      </w:r>
+      <w:proofErr w:type="gramEnd"/>
+    </w:p>
+    <w:p>
+      <w:pPr>
+        <w:spacing w:line="0" w:lineRule="atLeast"/>
+        <w:jc w:val="left"/>
+        <w:rPr>
+          <w:rFonts w:asciiTheme="majorHAnsi" w:eastAsiaTheme="majorHAnsi" w:hAnsiTheme="majorHAnsi"/>
+          <w:sz w:val="28"/>
+          <w:szCs w:val="28"/>
+        </w:rPr>
+      </w:pPr>
+    </w:p>
+    <w:p>
+      <w:pPr>
+        <w:spacing w:line="0" w:lineRule="atLeast"/>
+        <w:jc w:val="left"/>
+        <w:rPr>
+          <w:rFonts w:asciiTheme="majorHAnsi" w:eastAsiaTheme="majorHAnsi" w:hAnsiTheme="majorHAnsi"/>
+          <w:sz w:val="28"/>
+          <w:szCs w:val="28"/>
+        </w:rPr>
+      </w:pPr>
+      <w:r>
+        <w:rPr>
+          <w:rFonts w:asciiTheme="majorHAnsi" w:eastAsiaTheme="majorHAnsi" w:hAnsiTheme="majorHAnsi"/>
+          <w:sz w:val="28"/>
+          <w:szCs w:val="28"/>
+        </w:rPr>
+        <w:t>神のみちのみ</w:t>
+      </w:r>
+      <w:r>
+        <w:rPr>
+          <w:rFonts w:asciiTheme="majorHAnsi" w:eastAsiaTheme="majorHAnsi" w:hAnsiTheme="majorHAnsi"/>
+          <w:sz w:val="28"/>
+          <w:szCs w:val="28"/>
+        </w:rPr>
+        <w:t> </w:t>
+      </w:r>
+      <w:r>
+        <w:rPr>
+          <w:rFonts w:asciiTheme="majorHAnsi" w:eastAsiaTheme="majorHAnsi" w:hAnsiTheme="majorHAnsi"/>
+          <w:sz w:val="28"/>
+          <w:szCs w:val="28"/>
+        </w:rPr>
+        <w:t>⽉照らす</w:t>
+      </w:r>
+    </w:p>
+    <w:p>
+      <w:pPr>
+        <w:spacing w:line="0" w:lineRule="atLeast"/>
+        <w:jc w:val="left"/>
+        <w:rPr>
+          <w:rFonts w:asciiTheme="majorHAnsi" w:eastAsiaTheme="majorHAnsi" w:hAnsiTheme="majorHAnsi"/>
+          <w:sz w:val="28"/>
+          <w:szCs w:val="28"/>
+        </w:rPr>
+      </w:pPr>
+      <w:proofErr w:type="gramStart"/>
+      <w:r>
+        <w:rPr>
+          <w:rFonts w:asciiTheme="majorHAnsi" w:eastAsiaTheme="majorHAnsi" w:hAnsiTheme="majorHAnsi"/>
+          <w:sz w:val="28"/>
+          <w:szCs w:val="28"/>
+        </w:rPr>
+        <w:t>かごめかごめのとお</w:t>
+      </w:r>
+      <w:r>
+        <w:rPr>
           <w:rFonts w:asciiTheme="majorHAnsi" w:eastAsiaTheme="majorHAnsi" w:hAnsiTheme="majorHAnsi" w:hint="eastAsia"/>
           <w:sz w:val="28"/>
           <w:szCs w:val="28"/>
         </w:rPr>
-        <w:t>も恐ろし</w:t>
+        <w:t>りゃ</w:t>
+      </w:r>
+      <w:r>
+        <w:rPr>
+          <w:rFonts w:asciiTheme="majorHAnsi" w:eastAsiaTheme="majorHAnsi" w:hAnsiTheme="majorHAnsi"/>
+          <w:sz w:val="28"/>
+          <w:szCs w:val="28"/>
+        </w:rPr>
+        <w:t>んせ</w:t>
       </w:r>
       <w:proofErr w:type="gramEnd"/>
+    </w:p>
+    <w:p>
+      <w:pPr>
+        <w:spacing w:line="0" w:lineRule="atLeast"/>
+        <w:jc w:val="left"/>
+        <w:rPr>
+          <w:rFonts w:asciiTheme="majorHAnsi" w:eastAsiaTheme="majorHAnsi" w:hAnsiTheme="majorHAnsi"/>
+          <w:sz w:val="28"/>
+          <w:szCs w:val="28"/>
+        </w:rPr>
+      </w:pPr>
+      <w:r>
+        <w:rPr>
+          <w:rFonts w:asciiTheme="majorHAnsi" w:eastAsiaTheme="majorHAnsi" w:hAnsiTheme="majorHAnsi"/>
+          <w:sz w:val="28"/>
+          <w:szCs w:val="28"/>
+        </w:rPr>
+        <w:t>神のみちのみ</w:t>
+      </w:r>
+      <w:r>
+        <w:rPr>
+          <w:rFonts w:asciiTheme="majorHAnsi" w:eastAsiaTheme="majorHAnsi" w:hAnsiTheme="majorHAnsi"/>
+          <w:sz w:val="28"/>
+          <w:szCs w:val="28"/>
+        </w:rPr>
+        <w:t> </w:t>
+      </w:r>
+      <w:r>
+        <w:rPr>
+          <w:rFonts w:asciiTheme="majorHAnsi" w:eastAsiaTheme="majorHAnsi" w:hAnsiTheme="majorHAnsi"/>
+          <w:sz w:val="28"/>
+          <w:szCs w:val="28"/>
+        </w:rPr>
+        <w:t>⽉照らす</w:t>
+      </w:r>
+    </w:p>
+    <w:p>
+      <w:pPr>
+        <w:spacing w:line="0" w:lineRule="atLeast"/>
+        <w:jc w:val="left"/>
+        <w:rPr>
+          <w:rFonts w:asciiTheme="majorHAnsi" w:eastAsiaTheme="majorHAnsi" w:hAnsiTheme="majorHAnsi"/>
+          <w:sz w:val="28"/>
+          <w:szCs w:val="28"/>
+        </w:rPr>
+      </w:pPr>
+      <w:proofErr w:type="gramStart"/>
+      <w:r>
+        <w:rPr>
+          <w:rFonts w:asciiTheme="majorHAnsi" w:eastAsiaTheme="majorHAnsi" w:hAnsiTheme="majorHAnsi"/>
+          <w:sz w:val="28"/>
+          <w:szCs w:val="28"/>
+        </w:rPr>
+        <w:t>かごめかごめのとお</w:t>
+      </w:r>
       <w:r>
         <w:rPr>
           <w:rFonts w:asciiTheme="majorHAnsi" w:eastAsiaTheme="majorHAnsi" w:hAnsiTheme="majorHAnsi" w:hint="eastAsia"/>
           <w:sz w:val="28"/>
           <w:szCs w:val="28"/>
         </w:rPr>
-        <w:t>言い伝え</w:t>
-      </w:r>
-    </w:p>
-    <w:p>
-      <w:pPr>
-        <w:spacing w:line="0" w:lineRule="atLeast"/>
-        <w:jc w:val="left"/>
-        <w:rPr>
-          <w:rFonts w:asciiTheme="majorHAnsi" w:eastAsiaTheme="majorHAnsi" w:hAnsiTheme="majorHAnsi"/>
-          <w:sz w:val="28"/>
-          <w:szCs w:val="28"/>
-        </w:rPr>
-      </w:pPr>
-    </w:p>
-    <w:p>
-      <w:pPr>
-        <w:spacing w:line="0" w:lineRule="atLeast"/>
-        <w:jc w:val="left"/>
-        <w:rPr>
-          <w:rFonts w:asciiTheme="majorHAnsi" w:eastAsiaTheme="majorHAnsi" w:hAnsiTheme="majorHAnsi"/>
-          <w:sz w:val="28"/>
-          <w:szCs w:val="28"/>
-        </w:rPr>
-      </w:pPr>
-      <w:r>
-        <w:rPr>
-          <w:rFonts w:asciiTheme="majorHAnsi" w:eastAsiaTheme="majorHAnsi" w:hAnsiTheme="majorHAnsi" w:hint="eastAsia"/>
-          <w:sz w:val="28"/>
-          <w:szCs w:val="28"/>
-        </w:rPr>
-        <w:t>夜の帳が降り来たり</w:t>
-      </w:r>
-    </w:p>
-    <w:p>
-      <w:pPr>
-        <w:spacing w:line="0" w:lineRule="atLeast"/>
-        <w:jc w:val="left"/>
-        <w:rPr>
-          <w:rFonts w:asciiTheme="majorHAnsi" w:eastAsiaTheme="majorHAnsi" w:hAnsiTheme="majorHAnsi"/>
-          <w:sz w:val="28"/>
-          <w:szCs w:val="28"/>
-        </w:rPr>
-      </w:pPr>
-      <w:r>
-        <w:rPr>
-          <w:rFonts w:asciiTheme="majorHAnsi" w:eastAsiaTheme="majorHAnsi" w:hAnsiTheme="majorHAnsi" w:hint="eastAsia"/>
-          <w:sz w:val="28"/>
-          <w:szCs w:val="28"/>
-        </w:rPr>
-        <w:t>天神様の道ひらく</w:t>
-      </w:r>
-    </w:p>
-    <w:p>
-      <w:pPr>
-        <w:spacing w:line="0" w:lineRule="atLeast"/>
-        <w:jc w:val="left"/>
-        <w:rPr>
-          <w:rFonts w:asciiTheme="majorHAnsi" w:eastAsiaTheme="majorHAnsi" w:hAnsiTheme="majorHAnsi"/>
-          <w:sz w:val="28"/>
-          <w:szCs w:val="28"/>
-        </w:rPr>
-      </w:pPr>
-      <w:r>
-        <w:rPr>
-          <w:rFonts w:asciiTheme="majorHAnsi" w:eastAsiaTheme="majorHAnsi" w:hAnsiTheme="majorHAnsi" w:hint="eastAsia"/>
-          <w:sz w:val="28"/>
-          <w:szCs w:val="28"/>
-        </w:rPr>
-        <w:t>風に薫るは梅の花</w:t>
-      </w:r>
-    </w:p>
-    <w:p>
-      <w:pPr>
-        <w:spacing w:line="0" w:lineRule="atLeast"/>
-        <w:jc w:val="left"/>
-        <w:rPr>
-          <w:rFonts w:asciiTheme="majorHAnsi" w:eastAsiaTheme="majorHAnsi" w:hAnsiTheme="majorHAnsi"/>
-          <w:sz w:val="28"/>
-          <w:szCs w:val="28"/>
-        </w:rPr>
-      </w:pPr>
-      <w:r>
-        <w:rPr>
-          <w:rFonts w:asciiTheme="majorHAnsi" w:eastAsiaTheme="majorHAnsi" w:hAnsiTheme="majorHAnsi" w:hint="eastAsia"/>
-          <w:sz w:val="28"/>
-          <w:szCs w:val="28"/>
-        </w:rPr>
-        <w:t>まなこ閉ざした籠の中</w:t>
-      </w:r>
-    </w:p>
-    <w:p>
-      <w:pPr>
-        <w:spacing w:line="0" w:lineRule="atLeast"/>
-        <w:jc w:val="left"/>
-        <w:rPr>
-          <w:rFonts w:asciiTheme="majorHAnsi" w:eastAsiaTheme="majorHAnsi" w:hAnsiTheme="majorHAnsi"/>
-          <w:sz w:val="28"/>
-          <w:szCs w:val="28"/>
-        </w:rPr>
-      </w:pPr>
-      <w:r>
-        <w:rPr>
-          <w:rFonts w:asciiTheme="majorHAnsi" w:eastAsiaTheme="majorHAnsi" w:hAnsiTheme="majorHAnsi" w:hint="eastAsia"/>
-          <w:sz w:val="28"/>
-          <w:szCs w:val="28"/>
-        </w:rPr>
-        <w:t>後ろの正面　名を</w:t>
-      </w:r>
-      <w:proofErr w:type="gramStart"/>
-      <w:r>
-        <w:rPr>
-          <w:rFonts w:asciiTheme="majorHAnsi" w:eastAsiaTheme="majorHAnsi" w:hAnsiTheme="majorHAnsi" w:hint="eastAsia"/>
-          <w:sz w:val="28"/>
-          <w:szCs w:val="28"/>
-        </w:rPr>
-        <w:t>呼べど</w:t>
+        <w:t>りゃ</w:t>
+      </w:r>
+      <w:r>
+        <w:rPr>
+          <w:rFonts w:asciiTheme="majorHAnsi" w:eastAsiaTheme="majorHAnsi" w:hAnsiTheme="majorHAnsi"/>
+          <w:sz w:val="28"/>
+          <w:szCs w:val="28"/>
+        </w:rPr>
+        <w:t>んせ</w:t>
       </w:r>
       <w:proofErr w:type="gramEnd"/>
     </w:p>
@@ -438,823 +1600,6 @@
         <w:jc w:val="left"/>
         <w:rPr>
           <w:rFonts w:asciiTheme="majorHAnsi" w:eastAsiaTheme="majorHAnsi" w:hAnsiTheme="majorHAnsi"/>
-          <w:sz w:val="28"/>
-          <w:szCs w:val="28"/>
-        </w:rPr>
-      </w:pPr>
-      <w:r>
-        <w:rPr>
-          <w:rFonts w:asciiTheme="majorHAnsi" w:eastAsiaTheme="majorHAnsi" w:hAnsiTheme="majorHAnsi" w:hint="eastAsia"/>
-          <w:sz w:val="28"/>
-          <w:szCs w:val="28"/>
-        </w:rPr>
-        <w:t>答え無き闇　誘う声</w:t>
-      </w:r>
-    </w:p>
-    <w:p>
-      <w:pPr>
-        <w:spacing w:line="0" w:lineRule="atLeast"/>
-        <w:jc w:val="left"/>
-        <w:rPr>
-          <w:rFonts w:asciiTheme="majorHAnsi" w:eastAsiaTheme="majorHAnsi" w:hAnsiTheme="majorHAnsi"/>
-          <w:sz w:val="28"/>
-          <w:szCs w:val="28"/>
-        </w:rPr>
-      </w:pPr>
-    </w:p>
-    <w:p>
-      <w:pPr>
-        <w:spacing w:line="0" w:lineRule="atLeast"/>
-        <w:jc w:val="left"/>
-        <w:rPr>
-          <w:rFonts w:asciiTheme="majorHAnsi" w:eastAsiaTheme="majorHAnsi" w:hAnsiTheme="majorHAnsi"/>
-          <w:sz w:val="28"/>
-          <w:szCs w:val="28"/>
-        </w:rPr>
-      </w:pPr>
-      <w:proofErr w:type="gramStart"/>
-      <w:r>
-        <w:rPr>
-          <w:rFonts w:asciiTheme="majorHAnsi" w:eastAsiaTheme="majorHAnsi" w:hAnsiTheme="majorHAnsi" w:hint="eastAsia"/>
-          <w:sz w:val="28"/>
-          <w:szCs w:val="28"/>
-        </w:rPr>
-        <w:t>とおりゃんせ</w:t>
-      </w:r>
-      <w:proofErr w:type="gramEnd"/>
-    </w:p>
-    <w:p>
-      <w:pPr>
-        <w:spacing w:line="0" w:lineRule="atLeast"/>
-        <w:jc w:val="left"/>
-        <w:rPr>
-          <w:rFonts w:asciiTheme="majorHAnsi" w:eastAsiaTheme="majorHAnsi" w:hAnsiTheme="majorHAnsi"/>
-          <w:sz w:val="28"/>
-          <w:szCs w:val="28"/>
-        </w:rPr>
-      </w:pPr>
-      <w:proofErr w:type="gramStart"/>
-      <w:r>
-        <w:rPr>
-          <w:rFonts w:asciiTheme="majorHAnsi" w:eastAsiaTheme="majorHAnsi" w:hAnsiTheme="majorHAnsi" w:hint="eastAsia"/>
-          <w:sz w:val="28"/>
-          <w:szCs w:val="28"/>
-        </w:rPr>
-        <w:t>とおりゃんせ</w:t>
-      </w:r>
-      <w:proofErr w:type="gramEnd"/>
-    </w:p>
-    <w:p>
-      <w:pPr>
-        <w:spacing w:line="0" w:lineRule="atLeast"/>
-        <w:jc w:val="left"/>
-        <w:rPr>
-          <w:rFonts w:asciiTheme="majorHAnsi" w:eastAsiaTheme="majorHAnsi" w:hAnsiTheme="majorHAnsi"/>
-          <w:sz w:val="28"/>
-          <w:szCs w:val="28"/>
-        </w:rPr>
-      </w:pPr>
-    </w:p>
-    <w:p>
-      <w:pPr>
-        <w:spacing w:line="0" w:lineRule="atLeast"/>
-        <w:jc w:val="left"/>
-        <w:rPr>
-          <w:rFonts w:asciiTheme="majorHAnsi" w:eastAsiaTheme="majorHAnsi" w:hAnsiTheme="majorHAnsi"/>
-          <w:sz w:val="28"/>
-          <w:szCs w:val="28"/>
-        </w:rPr>
-      </w:pPr>
-      <w:r>
-        <w:rPr>
-          <w:rFonts w:asciiTheme="majorHAnsi" w:eastAsiaTheme="majorHAnsi" w:hAnsiTheme="majorHAnsi" w:hint="eastAsia"/>
-          <w:sz w:val="28"/>
-          <w:szCs w:val="28"/>
-        </w:rPr>
-        <w:t>糸の調べは鳥居の奥へ</w:t>
-      </w:r>
-    </w:p>
-    <w:p>
-      <w:pPr>
-        <w:spacing w:line="0" w:lineRule="atLeast"/>
-        <w:jc w:val="left"/>
-        <w:rPr>
-          <w:rFonts w:asciiTheme="majorHAnsi" w:eastAsiaTheme="majorHAnsi" w:hAnsiTheme="majorHAnsi"/>
-          <w:sz w:val="28"/>
-          <w:szCs w:val="28"/>
-        </w:rPr>
-      </w:pPr>
-      <w:r>
-        <w:rPr>
-          <w:rFonts w:asciiTheme="majorHAnsi" w:eastAsiaTheme="majorHAnsi" w:hAnsiTheme="majorHAnsi" w:hint="eastAsia"/>
-          <w:sz w:val="28"/>
-          <w:szCs w:val="28"/>
-        </w:rPr>
-        <w:t>わらべの心に畏れなく</w:t>
-      </w:r>
-    </w:p>
-    <w:p>
-      <w:pPr>
-        <w:spacing w:line="0" w:lineRule="atLeast"/>
-        <w:jc w:val="left"/>
-        <w:rPr>
-          <w:rFonts w:asciiTheme="majorHAnsi" w:eastAsiaTheme="majorHAnsi" w:hAnsiTheme="majorHAnsi"/>
-          <w:sz w:val="28"/>
-          <w:szCs w:val="28"/>
-        </w:rPr>
-      </w:pPr>
-      <w:r>
-        <w:rPr>
-          <w:rFonts w:asciiTheme="majorHAnsi" w:eastAsiaTheme="majorHAnsi" w:hAnsiTheme="majorHAnsi" w:hint="eastAsia"/>
-          <w:sz w:val="28"/>
-          <w:szCs w:val="28"/>
-        </w:rPr>
-        <w:t>ただ健やかな好奇心</w:t>
-      </w:r>
-    </w:p>
-    <w:p>
-      <w:pPr>
-        <w:spacing w:line="0" w:lineRule="atLeast"/>
-        <w:jc w:val="left"/>
-        <w:rPr>
-          <w:rFonts w:asciiTheme="majorHAnsi" w:eastAsiaTheme="majorHAnsi" w:hAnsiTheme="majorHAnsi"/>
-          <w:sz w:val="28"/>
-          <w:szCs w:val="28"/>
-        </w:rPr>
-      </w:pPr>
-      <w:r>
-        <w:rPr>
-          <w:rFonts w:asciiTheme="majorHAnsi" w:eastAsiaTheme="majorHAnsi" w:hAnsiTheme="majorHAnsi" w:hint="eastAsia"/>
-          <w:sz w:val="28"/>
-          <w:szCs w:val="28"/>
-        </w:rPr>
-        <w:t>籠の中なる鳥となり</w:t>
-      </w:r>
-    </w:p>
-    <w:p>
-      <w:pPr>
-        <w:spacing w:line="0" w:lineRule="atLeast"/>
-        <w:jc w:val="left"/>
-        <w:rPr>
-          <w:rFonts w:asciiTheme="majorHAnsi" w:eastAsiaTheme="majorHAnsi" w:hAnsiTheme="majorHAnsi"/>
-          <w:sz w:val="28"/>
-          <w:szCs w:val="28"/>
-        </w:rPr>
-      </w:pPr>
-      <w:r>
-        <w:rPr>
-          <w:rFonts w:asciiTheme="majorHAnsi" w:eastAsiaTheme="majorHAnsi" w:hAnsiTheme="majorHAnsi" w:hint="eastAsia"/>
-          <w:sz w:val="28"/>
-          <w:szCs w:val="28"/>
-        </w:rPr>
-        <w:t>振り向き行けば帰られぬ</w:t>
-      </w:r>
-    </w:p>
-    <w:p>
-      <w:pPr>
-        <w:spacing w:line="0" w:lineRule="atLeast"/>
-        <w:jc w:val="left"/>
-        <w:rPr>
-          <w:rFonts w:asciiTheme="majorHAnsi" w:eastAsiaTheme="majorHAnsi" w:hAnsiTheme="majorHAnsi"/>
-          <w:sz w:val="28"/>
-          <w:szCs w:val="28"/>
-        </w:rPr>
-      </w:pPr>
-      <w:r>
-        <w:rPr>
-          <w:rFonts w:asciiTheme="majorHAnsi" w:eastAsiaTheme="majorHAnsi" w:hAnsiTheme="majorHAnsi" w:hint="eastAsia"/>
-          <w:sz w:val="28"/>
-          <w:szCs w:val="28"/>
-        </w:rPr>
-        <w:t>さてもこの道　神の道</w:t>
-      </w:r>
-    </w:p>
-    <w:p>
-      <w:pPr>
-        <w:spacing w:line="0" w:lineRule="atLeast"/>
-        <w:jc w:val="left"/>
-        <w:rPr>
-          <w:rFonts w:asciiTheme="majorHAnsi" w:eastAsiaTheme="majorHAnsi" w:hAnsiTheme="majorHAnsi"/>
-          <w:sz w:val="28"/>
-          <w:szCs w:val="28"/>
-        </w:rPr>
-      </w:pPr>
-    </w:p>
-    <w:p>
-      <w:pPr>
-        <w:spacing w:line="0" w:lineRule="atLeast"/>
-        <w:jc w:val="left"/>
-        <w:rPr>
-          <w:rFonts w:asciiTheme="majorHAnsi" w:eastAsiaTheme="majorHAnsi" w:hAnsiTheme="majorHAnsi"/>
-          <w:sz w:val="28"/>
-          <w:szCs w:val="28"/>
-        </w:rPr>
-      </w:pPr>
-    </w:p>
-    <w:p>
-      <w:pPr>
-        <w:spacing w:line="0" w:lineRule="atLeast"/>
-        <w:jc w:val="left"/>
-        <w:rPr>
-          <w:rFonts w:asciiTheme="majorHAnsi" w:eastAsiaTheme="majorHAnsi" w:hAnsiTheme="majorHAnsi"/>
-          <w:sz w:val="28"/>
-          <w:szCs w:val="28"/>
-        </w:rPr>
-      </w:pPr>
-    </w:p>
-    <w:p>
-      <w:pPr>
-        <w:spacing w:line="0" w:lineRule="atLeast"/>
-        <w:jc w:val="left"/>
-        <w:rPr>
-          <w:rFonts w:asciiTheme="majorHAnsi" w:eastAsiaTheme="majorHAnsi" w:hAnsiTheme="majorHAnsi"/>
-          <w:sz w:val="28"/>
-          <w:szCs w:val="28"/>
-        </w:rPr>
-      </w:pPr>
-    </w:p>
-    <w:p>
-      <w:pPr>
-        <w:spacing w:line="0" w:lineRule="atLeast"/>
-        <w:jc w:val="left"/>
-        <w:rPr>
-          <w:rFonts w:asciiTheme="majorHAnsi" w:eastAsiaTheme="majorHAnsi" w:hAnsiTheme="majorHAnsi"/>
-          <w:sz w:val="28"/>
-          <w:szCs w:val="28"/>
-        </w:rPr>
-      </w:pPr>
-      <w:proofErr w:type="gramStart"/>
-      <w:r>
-        <w:rPr>
-          <w:rFonts w:asciiTheme="majorHAnsi" w:eastAsiaTheme="majorHAnsi" w:hAnsiTheme="majorHAnsi" w:hint="eastAsia"/>
-          <w:sz w:val="28"/>
-          <w:szCs w:val="28"/>
-        </w:rPr>
-        <w:t>かごめかごめ</w:t>
-      </w:r>
-      <w:proofErr w:type="gramEnd"/>
-    </w:p>
-    <w:p>
-      <w:pPr>
-        <w:spacing w:line="0" w:lineRule="atLeast"/>
-        <w:jc w:val="left"/>
-        <w:rPr>
-          <w:rFonts w:asciiTheme="majorHAnsi" w:eastAsiaTheme="majorHAnsi" w:hAnsiTheme="majorHAnsi"/>
-          <w:sz w:val="28"/>
-          <w:szCs w:val="28"/>
-        </w:rPr>
-      </w:pPr>
-      <w:r>
-        <w:rPr>
-          <w:rFonts w:asciiTheme="majorHAnsi" w:eastAsiaTheme="majorHAnsi" w:hAnsiTheme="majorHAnsi" w:hint="eastAsia"/>
-          <w:sz w:val="28"/>
-          <w:szCs w:val="28"/>
-        </w:rPr>
-        <w:t>後ろの正面</w:t>
-      </w:r>
-      <w:proofErr w:type="gramStart"/>
-      <w:r>
-        <w:rPr>
-          <w:rFonts w:asciiTheme="majorHAnsi" w:eastAsiaTheme="majorHAnsi" w:hAnsiTheme="majorHAnsi" w:hint="eastAsia"/>
-          <w:sz w:val="28"/>
-          <w:szCs w:val="28"/>
-        </w:rPr>
-        <w:t>だ</w:t>
-      </w:r>
-      <w:proofErr w:type="gramEnd"/>
-      <w:r>
-        <w:rPr>
-          <w:rFonts w:asciiTheme="majorHAnsi" w:eastAsiaTheme="majorHAnsi" w:hAnsiTheme="majorHAnsi" w:hint="eastAsia"/>
-          <w:sz w:val="28"/>
-          <w:szCs w:val="28"/>
-        </w:rPr>
-        <w:t>あれ</w:t>
-      </w:r>
-    </w:p>
-    <w:p>
-      <w:pPr>
-        <w:spacing w:line="0" w:lineRule="atLeast"/>
-        <w:jc w:val="left"/>
-        <w:rPr>
-          <w:rFonts w:asciiTheme="majorHAnsi" w:eastAsiaTheme="majorHAnsi" w:hAnsiTheme="majorHAnsi"/>
-          <w:sz w:val="28"/>
-          <w:szCs w:val="28"/>
-        </w:rPr>
-      </w:pPr>
-      <w:proofErr w:type="gramStart"/>
-      <w:r>
-        <w:rPr>
-          <w:rFonts w:asciiTheme="majorHAnsi" w:eastAsiaTheme="majorHAnsi" w:hAnsiTheme="majorHAnsi" w:hint="eastAsia"/>
-          <w:sz w:val="28"/>
-          <w:szCs w:val="28"/>
-        </w:rPr>
-        <w:t>とおりゃんせ</w:t>
-      </w:r>
-      <w:proofErr w:type="gramEnd"/>
-    </w:p>
-    <w:p>
-      <w:pPr>
-        <w:spacing w:line="0" w:lineRule="atLeast"/>
-        <w:jc w:val="left"/>
-        <w:rPr>
-          <w:rFonts w:asciiTheme="majorHAnsi" w:eastAsiaTheme="majorHAnsi" w:hAnsiTheme="majorHAnsi"/>
-          <w:sz w:val="28"/>
-          <w:szCs w:val="28"/>
-        </w:rPr>
-      </w:pPr>
-      <w:proofErr w:type="gramStart"/>
-      <w:r>
-        <w:rPr>
-          <w:rFonts w:asciiTheme="majorHAnsi" w:eastAsiaTheme="majorHAnsi" w:hAnsiTheme="majorHAnsi" w:hint="eastAsia"/>
-          <w:sz w:val="28"/>
-          <w:szCs w:val="28"/>
-        </w:rPr>
-        <w:t>とおりゃんせ</w:t>
-      </w:r>
-      <w:proofErr w:type="gramEnd"/>
-    </w:p>
-    <w:p>
-      <w:pPr>
-        <w:spacing w:line="0" w:lineRule="atLeast"/>
-        <w:jc w:val="left"/>
-        <w:rPr>
-          <w:rFonts w:asciiTheme="majorHAnsi" w:eastAsiaTheme="majorHAnsi" w:hAnsiTheme="majorHAnsi"/>
-          <w:sz w:val="28"/>
-          <w:szCs w:val="28"/>
-        </w:rPr>
-      </w:pPr>
-      <w:r>
-        <w:rPr>
-          <w:rFonts w:asciiTheme="majorHAnsi" w:eastAsiaTheme="majorHAnsi" w:hAnsiTheme="majorHAnsi" w:hint="eastAsia"/>
-          <w:sz w:val="28"/>
-          <w:szCs w:val="28"/>
-        </w:rPr>
-        <w:t>後ろの正面</w:t>
-      </w:r>
-      <w:proofErr w:type="gramStart"/>
-      <w:r>
-        <w:rPr>
-          <w:rFonts w:asciiTheme="majorHAnsi" w:eastAsiaTheme="majorHAnsi" w:hAnsiTheme="majorHAnsi" w:hint="eastAsia"/>
-          <w:sz w:val="28"/>
-          <w:szCs w:val="28"/>
-        </w:rPr>
-        <w:t>だ</w:t>
-      </w:r>
-      <w:proofErr w:type="gramEnd"/>
-      <w:r>
-        <w:rPr>
-          <w:rFonts w:asciiTheme="majorHAnsi" w:eastAsiaTheme="majorHAnsi" w:hAnsiTheme="majorHAnsi" w:hint="eastAsia"/>
-          <w:sz w:val="28"/>
-          <w:szCs w:val="28"/>
-        </w:rPr>
-        <w:t>あれ</w:t>
-      </w:r>
-    </w:p>
-    <w:p>
-      <w:pPr>
-        <w:spacing w:line="0" w:lineRule="atLeast"/>
-        <w:jc w:val="left"/>
-        <w:rPr>
-          <w:rFonts w:asciiTheme="majorHAnsi" w:eastAsiaTheme="majorHAnsi" w:hAnsiTheme="majorHAnsi" w:hint="eastAsia"/>
-          <w:sz w:val="28"/>
-          <w:szCs w:val="28"/>
-        </w:rPr>
-      </w:pPr>
-      <w:proofErr w:type="gramStart"/>
-      <w:r>
-        <w:rPr>
-          <w:rFonts w:asciiTheme="majorHAnsi" w:eastAsiaTheme="majorHAnsi" w:hAnsiTheme="majorHAnsi" w:hint="eastAsia"/>
-          <w:sz w:val="28"/>
-          <w:szCs w:val="28"/>
-        </w:rPr>
-        <w:t>かごめかごめ</w:t>
-      </w:r>
-      <w:proofErr w:type="gramEnd"/>
-    </w:p>
-    <w:p>
-      <w:pPr>
-        <w:spacing w:line="0" w:lineRule="atLeast"/>
-        <w:jc w:val="left"/>
-        <w:rPr>
-          <w:rFonts w:asciiTheme="majorHAnsi" w:eastAsiaTheme="majorHAnsi" w:hAnsiTheme="majorHAnsi"/>
-          <w:sz w:val="28"/>
-          <w:szCs w:val="28"/>
-        </w:rPr>
-      </w:pPr>
-      <w:r>
-        <w:rPr>
-          <w:rFonts w:asciiTheme="majorHAnsi" w:eastAsiaTheme="majorHAnsi" w:hAnsiTheme="majorHAnsi" w:hint="eastAsia"/>
-          <w:sz w:val="28"/>
-          <w:szCs w:val="28"/>
-        </w:rPr>
-        <w:t>後ろの正面</w:t>
-      </w:r>
-      <w:proofErr w:type="gramStart"/>
-      <w:r>
-        <w:rPr>
-          <w:rFonts w:asciiTheme="majorHAnsi" w:eastAsiaTheme="majorHAnsi" w:hAnsiTheme="majorHAnsi" w:hint="eastAsia"/>
-          <w:sz w:val="28"/>
-          <w:szCs w:val="28"/>
-        </w:rPr>
-        <w:t>だ</w:t>
-      </w:r>
-      <w:proofErr w:type="gramEnd"/>
-      <w:r>
-        <w:rPr>
-          <w:rFonts w:asciiTheme="majorHAnsi" w:eastAsiaTheme="majorHAnsi" w:hAnsiTheme="majorHAnsi" w:hint="eastAsia"/>
-          <w:sz w:val="28"/>
-          <w:szCs w:val="28"/>
-        </w:rPr>
-        <w:t>あれ</w:t>
-      </w:r>
-    </w:p>
-    <w:p>
-      <w:pPr>
-        <w:spacing w:line="0" w:lineRule="atLeast"/>
-        <w:jc w:val="left"/>
-        <w:rPr>
-          <w:rFonts w:asciiTheme="majorHAnsi" w:eastAsiaTheme="majorHAnsi" w:hAnsiTheme="majorHAnsi"/>
-          <w:sz w:val="28"/>
-          <w:szCs w:val="28"/>
-        </w:rPr>
-      </w:pPr>
-      <w:proofErr w:type="gramStart"/>
-      <w:r>
-        <w:rPr>
-          <w:rFonts w:asciiTheme="majorHAnsi" w:eastAsiaTheme="majorHAnsi" w:hAnsiTheme="majorHAnsi" w:hint="eastAsia"/>
-          <w:sz w:val="28"/>
-          <w:szCs w:val="28"/>
-        </w:rPr>
-        <w:t>とおりゃんせ</w:t>
-      </w:r>
-      <w:proofErr w:type="gramEnd"/>
-    </w:p>
-    <w:p>
-      <w:pPr>
-        <w:spacing w:line="0" w:lineRule="atLeast"/>
-        <w:jc w:val="left"/>
-        <w:rPr>
-          <w:rFonts w:asciiTheme="majorHAnsi" w:eastAsiaTheme="majorHAnsi" w:hAnsiTheme="majorHAnsi"/>
-          <w:sz w:val="28"/>
-          <w:szCs w:val="28"/>
-        </w:rPr>
-      </w:pPr>
-      <w:proofErr w:type="gramStart"/>
-      <w:r>
-        <w:rPr>
-          <w:rFonts w:asciiTheme="majorHAnsi" w:eastAsiaTheme="majorHAnsi" w:hAnsiTheme="majorHAnsi" w:hint="eastAsia"/>
-          <w:sz w:val="28"/>
-          <w:szCs w:val="28"/>
-        </w:rPr>
-        <w:t>とおりゃんせ</w:t>
-      </w:r>
-      <w:proofErr w:type="gramEnd"/>
-    </w:p>
-    <w:p>
-      <w:pPr>
-        <w:spacing w:line="0" w:lineRule="atLeast"/>
-        <w:jc w:val="left"/>
-        <w:rPr>
-          <w:rFonts w:asciiTheme="majorHAnsi" w:eastAsiaTheme="majorHAnsi" w:hAnsiTheme="majorHAnsi"/>
-          <w:sz w:val="28"/>
-          <w:szCs w:val="28"/>
-        </w:rPr>
-      </w:pPr>
-      <w:r>
-        <w:rPr>
-          <w:rFonts w:asciiTheme="majorHAnsi" w:eastAsiaTheme="majorHAnsi" w:hAnsiTheme="majorHAnsi" w:hint="eastAsia"/>
-          <w:sz w:val="28"/>
-          <w:szCs w:val="28"/>
-        </w:rPr>
-        <w:t>後ろの正面</w:t>
-      </w:r>
-      <w:proofErr w:type="gramStart"/>
-      <w:r>
-        <w:rPr>
-          <w:rFonts w:asciiTheme="majorHAnsi" w:eastAsiaTheme="majorHAnsi" w:hAnsiTheme="majorHAnsi" w:hint="eastAsia"/>
-          <w:sz w:val="28"/>
-          <w:szCs w:val="28"/>
-        </w:rPr>
-        <w:t>だ</w:t>
-      </w:r>
-      <w:proofErr w:type="gramEnd"/>
-      <w:r>
-        <w:rPr>
-          <w:rFonts w:asciiTheme="majorHAnsi" w:eastAsiaTheme="majorHAnsi" w:hAnsiTheme="majorHAnsi" w:hint="eastAsia"/>
-          <w:sz w:val="28"/>
-          <w:szCs w:val="28"/>
-        </w:rPr>
-        <w:t>あれ</w:t>
-      </w:r>
-    </w:p>
-    <w:p>
-      <w:pPr>
-        <w:spacing w:line="0" w:lineRule="atLeast"/>
-        <w:jc w:val="left"/>
-        <w:rPr>
-          <w:rFonts w:asciiTheme="majorHAnsi" w:eastAsiaTheme="majorHAnsi" w:hAnsiTheme="majorHAnsi"/>
-          <w:sz w:val="28"/>
-          <w:szCs w:val="28"/>
-        </w:rPr>
-      </w:pPr>
-    </w:p>
-    <w:p>
-      <w:pPr>
-        <w:spacing w:line="0" w:lineRule="atLeast"/>
-        <w:jc w:val="left"/>
-        <w:rPr>
-          <w:rFonts w:asciiTheme="majorHAnsi" w:eastAsiaTheme="majorHAnsi" w:hAnsiTheme="majorHAnsi"/>
-          <w:sz w:val="28"/>
-          <w:szCs w:val="28"/>
-        </w:rPr>
-      </w:pPr>
-      <w:r>
-        <w:rPr>
-          <w:rFonts w:asciiTheme="majorHAnsi" w:eastAsiaTheme="majorHAnsi" w:hAnsiTheme="majorHAnsi" w:hint="eastAsia"/>
-          <w:sz w:val="28"/>
-          <w:szCs w:val="28"/>
-        </w:rPr>
-        <w:t>哀れ悲しきさだめのすえに</w:t>
-      </w:r>
-    </w:p>
-    <w:p>
-      <w:pPr>
-        <w:spacing w:line="0" w:lineRule="atLeast"/>
-        <w:jc w:val="left"/>
-        <w:rPr>
-          <w:rFonts w:asciiTheme="majorHAnsi" w:eastAsiaTheme="majorHAnsi" w:hAnsiTheme="majorHAnsi"/>
-          <w:sz w:val="28"/>
-          <w:szCs w:val="28"/>
-        </w:rPr>
-      </w:pPr>
-      <w:r>
-        <w:rPr>
-          <w:rFonts w:asciiTheme="majorHAnsi" w:eastAsiaTheme="majorHAnsi" w:hAnsiTheme="majorHAnsi" w:hint="eastAsia"/>
-          <w:sz w:val="28"/>
-          <w:szCs w:val="28"/>
-        </w:rPr>
-        <w:t>天神様と</w:t>
-      </w:r>
-      <w:proofErr w:type="gramStart"/>
-      <w:r>
-        <w:rPr>
-          <w:rFonts w:asciiTheme="majorHAnsi" w:eastAsiaTheme="majorHAnsi" w:hAnsiTheme="majorHAnsi" w:hint="eastAsia"/>
-          <w:sz w:val="28"/>
-          <w:szCs w:val="28"/>
-        </w:rPr>
-        <w:t>畏らるる</w:t>
-      </w:r>
-      <w:proofErr w:type="gramEnd"/>
-    </w:p>
-    <w:p>
-      <w:pPr>
-        <w:spacing w:line="0" w:lineRule="atLeast"/>
-        <w:jc w:val="left"/>
-        <w:rPr>
-          <w:rFonts w:asciiTheme="majorHAnsi" w:eastAsiaTheme="majorHAnsi" w:hAnsiTheme="majorHAnsi"/>
-          <w:sz w:val="28"/>
-          <w:szCs w:val="28"/>
-        </w:rPr>
-      </w:pPr>
-      <w:r>
-        <w:rPr>
-          <w:rFonts w:asciiTheme="majorHAnsi" w:eastAsiaTheme="majorHAnsi" w:hAnsiTheme="majorHAnsi" w:hint="eastAsia"/>
-          <w:sz w:val="28"/>
-          <w:szCs w:val="28"/>
-        </w:rPr>
-        <w:t>心のうちはいかならん</w:t>
-      </w:r>
-    </w:p>
-    <w:p>
-      <w:pPr>
-        <w:spacing w:line="0" w:lineRule="atLeast"/>
-        <w:jc w:val="left"/>
-        <w:rPr>
-          <w:rFonts w:asciiTheme="majorHAnsi" w:eastAsiaTheme="majorHAnsi" w:hAnsiTheme="majorHAnsi"/>
-          <w:sz w:val="28"/>
-          <w:szCs w:val="28"/>
-        </w:rPr>
-      </w:pPr>
-      <w:r>
-        <w:rPr>
-          <w:rFonts w:asciiTheme="majorHAnsi" w:eastAsiaTheme="majorHAnsi" w:hAnsiTheme="majorHAnsi" w:hint="eastAsia"/>
-          <w:sz w:val="28"/>
-          <w:szCs w:val="28"/>
-        </w:rPr>
-        <w:t>天神様と拝まれて</w:t>
-      </w:r>
-    </w:p>
-    <w:p>
-      <w:pPr>
-        <w:spacing w:line="0" w:lineRule="atLeast"/>
-        <w:jc w:val="left"/>
-        <w:rPr>
-          <w:rFonts w:asciiTheme="majorHAnsi" w:eastAsiaTheme="majorHAnsi" w:hAnsiTheme="majorHAnsi"/>
-          <w:sz w:val="28"/>
-          <w:szCs w:val="28"/>
-        </w:rPr>
-      </w:pPr>
-      <w:r>
-        <w:rPr>
-          <w:rFonts w:asciiTheme="majorHAnsi" w:eastAsiaTheme="majorHAnsi" w:hAnsiTheme="majorHAnsi" w:hint="eastAsia"/>
-          <w:sz w:val="28"/>
-          <w:szCs w:val="28"/>
-        </w:rPr>
-        <w:t>心のうちはいかならん</w:t>
-      </w:r>
-      <w:proofErr w:type="gramStart"/>
-      <w:r>
-        <w:rPr>
-          <w:rFonts w:asciiTheme="majorHAnsi" w:eastAsiaTheme="majorHAnsi" w:hAnsiTheme="majorHAnsi" w:hint="eastAsia"/>
-          <w:sz w:val="28"/>
-          <w:szCs w:val="28"/>
-        </w:rPr>
-        <w:t>や</w:t>
-      </w:r>
-      <w:proofErr w:type="gramEnd"/>
-    </w:p>
-    <w:p>
-      <w:pPr>
-        <w:spacing w:line="0" w:lineRule="atLeast"/>
-        <w:jc w:val="left"/>
-        <w:rPr>
-          <w:rFonts w:asciiTheme="majorHAnsi" w:eastAsiaTheme="majorHAnsi" w:hAnsiTheme="majorHAnsi"/>
-          <w:sz w:val="28"/>
-          <w:szCs w:val="28"/>
-        </w:rPr>
-      </w:pPr>
-    </w:p>
-    <w:p>
-      <w:pPr>
-        <w:spacing w:line="0" w:lineRule="atLeast"/>
-        <w:jc w:val="left"/>
-        <w:rPr>
-          <w:rFonts w:asciiTheme="majorHAnsi" w:eastAsiaTheme="majorHAnsi" w:hAnsiTheme="majorHAnsi"/>
-          <w:sz w:val="28"/>
-          <w:szCs w:val="28"/>
-        </w:rPr>
-      </w:pPr>
-      <w:r>
-        <w:rPr>
-          <w:rFonts w:asciiTheme="majorHAnsi" w:eastAsiaTheme="majorHAnsi" w:hAnsiTheme="majorHAnsi" w:hint="eastAsia"/>
-          <w:sz w:val="28"/>
-          <w:szCs w:val="28"/>
-        </w:rPr>
-        <w:t>「</w:t>
-      </w:r>
-      <w:proofErr w:type="gramStart"/>
-      <w:r>
-        <w:rPr>
-          <w:rFonts w:asciiTheme="majorHAnsi" w:eastAsiaTheme="majorHAnsi" w:hAnsiTheme="majorHAnsi" w:hint="eastAsia"/>
-          <w:sz w:val="28"/>
-          <w:szCs w:val="28"/>
-        </w:rPr>
-        <w:t>美しや</w:t>
-      </w:r>
-      <w:proofErr w:type="gramEnd"/>
-      <w:r>
-        <w:rPr>
-          <w:rFonts w:asciiTheme="majorHAnsi" w:eastAsiaTheme="majorHAnsi" w:hAnsiTheme="majorHAnsi" w:hint="eastAsia"/>
-          <w:sz w:val="28"/>
-          <w:szCs w:val="28"/>
-        </w:rPr>
-        <w:t xml:space="preserve"> 紅の色なる 梅の花</w:t>
-      </w:r>
-    </w:p>
-    <w:p>
-      <w:pPr>
-        <w:spacing w:line="0" w:lineRule="atLeast"/>
-        <w:jc w:val="left"/>
-        <w:rPr>
-          <w:rFonts w:asciiTheme="majorHAnsi" w:eastAsiaTheme="majorHAnsi" w:hAnsiTheme="majorHAnsi"/>
-          <w:sz w:val="28"/>
-          <w:szCs w:val="28"/>
-        </w:rPr>
-      </w:pPr>
-      <w:r>
-        <w:rPr>
-          <w:rFonts w:asciiTheme="majorHAnsi" w:eastAsiaTheme="majorHAnsi" w:hAnsiTheme="majorHAnsi" w:hint="eastAsia"/>
-          <w:sz w:val="28"/>
-          <w:szCs w:val="28"/>
-        </w:rPr>
-        <w:t xml:space="preserve">　あこが顔にも つけたる</w:t>
-      </w:r>
-      <w:proofErr w:type="gramStart"/>
-      <w:r>
-        <w:rPr>
-          <w:rFonts w:asciiTheme="majorHAnsi" w:eastAsiaTheme="majorHAnsi" w:hAnsiTheme="majorHAnsi" w:hint="eastAsia"/>
-          <w:sz w:val="28"/>
-          <w:szCs w:val="28"/>
-        </w:rPr>
-        <w:t>ぞ</w:t>
-      </w:r>
-      <w:proofErr w:type="gramEnd"/>
-      <w:r>
-        <w:rPr>
-          <w:rFonts w:asciiTheme="majorHAnsi" w:eastAsiaTheme="majorHAnsi" w:hAnsiTheme="majorHAnsi" w:hint="eastAsia"/>
-          <w:sz w:val="28"/>
-          <w:szCs w:val="28"/>
-        </w:rPr>
-        <w:t>ある」</w:t>
-      </w:r>
-    </w:p>
-    <w:p>
-      <w:pPr>
-        <w:spacing w:line="0" w:lineRule="atLeast"/>
-        <w:jc w:val="left"/>
-        <w:rPr>
-          <w:rFonts w:asciiTheme="majorHAnsi" w:eastAsiaTheme="majorHAnsi" w:hAnsiTheme="majorHAnsi"/>
-          <w:sz w:val="28"/>
-          <w:szCs w:val="28"/>
-        </w:rPr>
-      </w:pPr>
-    </w:p>
-    <w:p>
-      <w:pPr>
-        <w:spacing w:line="0" w:lineRule="atLeast"/>
-        <w:jc w:val="left"/>
-        <w:rPr>
-          <w:rFonts w:asciiTheme="majorHAnsi" w:eastAsiaTheme="majorHAnsi" w:hAnsiTheme="majorHAnsi"/>
-          <w:sz w:val="28"/>
-          <w:szCs w:val="28"/>
-        </w:rPr>
-      </w:pPr>
-      <w:r>
-        <w:rPr>
-          <w:rFonts w:asciiTheme="majorHAnsi" w:eastAsiaTheme="majorHAnsi" w:hAnsiTheme="majorHAnsi" w:hint="eastAsia"/>
-          <w:sz w:val="28"/>
-          <w:szCs w:val="28"/>
-        </w:rPr>
-        <w:t>神のみちのみ　月照らす</w:t>
-      </w:r>
-    </w:p>
-    <w:p>
-      <w:pPr>
-        <w:spacing w:line="0" w:lineRule="atLeast"/>
-        <w:jc w:val="left"/>
-        <w:rPr>
-          <w:rFonts w:asciiTheme="majorHAnsi" w:eastAsiaTheme="majorHAnsi" w:hAnsiTheme="majorHAnsi"/>
-          <w:sz w:val="28"/>
-          <w:szCs w:val="28"/>
-        </w:rPr>
-      </w:pPr>
-      <w:proofErr w:type="gramStart"/>
-      <w:r>
-        <w:rPr>
-          <w:rFonts w:asciiTheme="majorHAnsi" w:eastAsiaTheme="majorHAnsi" w:hAnsiTheme="majorHAnsi" w:hint="eastAsia"/>
-          <w:sz w:val="28"/>
-          <w:szCs w:val="28"/>
-        </w:rPr>
-        <w:t>かごめかごめのとおりゃんせ</w:t>
-      </w:r>
-      <w:proofErr w:type="gramEnd"/>
-    </w:p>
-    <w:p>
-      <w:pPr>
-        <w:spacing w:line="0" w:lineRule="atLeast"/>
-        <w:jc w:val="left"/>
-        <w:rPr>
-          <w:rFonts w:asciiTheme="majorHAnsi" w:eastAsiaTheme="majorHAnsi" w:hAnsiTheme="majorHAnsi"/>
-          <w:sz w:val="28"/>
-          <w:szCs w:val="28"/>
-        </w:rPr>
-      </w:pPr>
-      <w:r>
-        <w:rPr>
-          <w:rFonts w:asciiTheme="majorHAnsi" w:eastAsiaTheme="majorHAnsi" w:hAnsiTheme="majorHAnsi" w:hint="eastAsia"/>
-          <w:sz w:val="28"/>
-          <w:szCs w:val="28"/>
-        </w:rPr>
-        <w:t>神のみちのみ　月照らす</w:t>
-      </w:r>
-    </w:p>
-    <w:p>
-      <w:pPr>
-        <w:spacing w:line="0" w:lineRule="atLeast"/>
-        <w:jc w:val="left"/>
-        <w:rPr>
-          <w:rFonts w:asciiTheme="majorHAnsi" w:eastAsiaTheme="majorHAnsi" w:hAnsiTheme="majorHAnsi"/>
-          <w:sz w:val="28"/>
-          <w:szCs w:val="28"/>
-        </w:rPr>
-      </w:pPr>
-      <w:proofErr w:type="gramStart"/>
-      <w:r>
-        <w:rPr>
-          <w:rFonts w:asciiTheme="majorHAnsi" w:eastAsiaTheme="majorHAnsi" w:hAnsiTheme="majorHAnsi" w:hint="eastAsia"/>
-          <w:sz w:val="28"/>
-          <w:szCs w:val="28"/>
-        </w:rPr>
-        <w:t>かごめかごめのとおりゃんせ</w:t>
-      </w:r>
-      <w:proofErr w:type="gramEnd"/>
-    </w:p>
-    <w:p>
-      <w:pPr>
-        <w:spacing w:line="0" w:lineRule="atLeast"/>
-        <w:jc w:val="left"/>
-        <w:rPr>
-          <w:rFonts w:asciiTheme="majorHAnsi" w:eastAsiaTheme="majorHAnsi" w:hAnsiTheme="majorHAnsi" w:hint="eastAsia"/>
           <w:sz w:val="28"/>
           <w:szCs w:val="28"/>
         </w:rPr>
@@ -1284,7 +1629,7 @@
           <w:sz w:val="24"/>
           <w:szCs w:val="24"/>
         </w:rPr>
-        <w:t>3</w:t>
+        <w:t>4</w:t>
       </w:r>
       <w:r>
         <w:rPr>
@@ -1300,7 +1645,7 @@
           <w:sz w:val="24"/>
           <w:szCs w:val="24"/>
         </w:rPr>
-        <w:t>30</w:t>
+        <w:t>06</w:t>
       </w:r>
     </w:p>
     <w:sectPr>
@@ -1953,7 +2298,6 @@
   <w:style w:type="character" w:default="1" w:styleId="a0">
     <w:name w:val="Default Paragraph Font"/>
     <w:uiPriority w:val="1"/>
-    <w:semiHidden/>
     <w:unhideWhenUsed/>
   </w:style>
   <w:style w:type="table" w:default="1" w:styleId="a1">
